--- a/src/assets/cv/CV_Eiker_Gonzalez.es.docx
+++ b/src/assets/cv/CV_Eiker_Gonzalez.es.docx
@@ -1,2033 +1,841 @@
 
 <file path=word/document.xml><?xml version="1.0" encoding="utf-8"?>
-<w:document xmlns:wpc="http://schemas.microsoft.com/office/word/2010/wordprocessingCanvas" xmlns:cx="http://schemas.microsoft.com/office/drawing/2014/chartex" xmlns:cx1="http://schemas.microsoft.com/office/drawing/2015/9/8/chartex" xmlns:cx2="http://schemas.microsoft.com/office/drawing/2015/10/21/chartex" xmlns:cx3="http://schemas.microsoft.com/office/drawing/2016/5/9/chartex" xmlns:cx4="http://schemas.microsoft.com/office/drawing/2016/5/10/chartex" xmlns:cx5="http://schemas.microsoft.com/office/drawing/2016/5/11/chartex" xmlns:cx6="http://schemas.microsoft.com/office/drawing/2016/5/12/chartex" xmlns:cx7="http://schemas.microsoft.com/office/drawing/2016/5/13/chartex" xmlns:cx8="http://schemas.microsoft.com/office/drawing/2016/5/14/chartex" xmlns:mc="http://schemas.openxmlformats.org/markup-compatibility/2006" xmlns:aink="http://schemas.microsoft.com/office/drawing/2016/ink" xmlns:am3d="http://schemas.microsoft.com/office/drawing/2017/model3d" xmlns:o="urn:schemas-microsoft-com:office:office" xmlns:r="http://schemas.openxmlformats.org/officeDocument/2006/relationships" xmlns:m="http://schemas.openxmlformats.org/officeDocument/2006/math" xmlns:v="urn:schemas-microsoft-com:vml" xmlns:wp14="http://schemas.microsoft.com/office/word/2010/wordprocessingDrawing" xmlns:wp="http://schemas.openxmlformats.org/drawingml/2006/wordprocessingDrawing" xmlns:w10="urn:schemas-microsoft-com:office:word" xmlns:w="http://schemas.openxmlformats.org/wordprocessingml/2006/main" xmlns:w14="http://schemas.microsoft.com/office/word/2010/wordml" xmlns:w15="http://schemas.microsoft.com/office/word/2012/wordml" xmlns:w16cex="http://schemas.microsoft.com/office/word/2018/wordml/cex" xmlns:w16cid="http://schemas.microsoft.com/office/word/2016/wordml/cid" xmlns:w16="http://schemas.microsoft.com/office/word/2018/wordml" xmlns:w16sdtdh="http://schemas.microsoft.com/office/word/2020/wordml/sdtdatahash" xmlns:w16se="http://schemas.microsoft.com/office/word/2015/wordml/symex" xmlns:wpg="http://schemas.microsoft.com/office/word/2010/wordprocessingGroup" xmlns:wpi="http://schemas.microsoft.com/office/word/2010/wordprocessingInk" xmlns:wne="http://schemas.microsoft.com/office/word/2006/wordml" xmlns:wps="http://schemas.microsoft.com/office/word/2010/wordprocessingShape" mc:Ignorable="w14 w15 w16se w16cid w16 w16cex w16sdtdh wp14">
+<w:document xmlns:wpc="http://schemas.microsoft.com/office/word/2010/wordprocessingCanvas" xmlns:cx="http://schemas.microsoft.com/office/drawing/2014/chartex" xmlns:cx1="http://schemas.microsoft.com/office/drawing/2015/9/8/chartex" xmlns:cx2="http://schemas.microsoft.com/office/drawing/2015/10/21/chartex" xmlns:cx3="http://schemas.microsoft.com/office/drawing/2016/5/9/chartex" xmlns:cx4="http://schemas.microsoft.com/office/drawing/2016/5/10/chartex" xmlns:cx5="http://schemas.microsoft.com/office/drawing/2016/5/11/chartex" xmlns:cx6="http://schemas.microsoft.com/office/drawing/2016/5/12/chartex" xmlns:cx7="http://schemas.microsoft.com/office/drawing/2016/5/13/chartex" xmlns:cx8="http://schemas.microsoft.com/office/drawing/2016/5/14/chartex" xmlns:mc="http://schemas.openxmlformats.org/markup-compatibility/2006" xmlns:aink="http://schemas.microsoft.com/office/drawing/2016/ink" xmlns:am3d="http://schemas.microsoft.com/office/drawing/2017/model3d" xmlns:o="urn:schemas-microsoft-com:office:office" xmlns:oel="http://schemas.microsoft.com/office/2019/extlst" xmlns:r="http://schemas.openxmlformats.org/officeDocument/2006/relationships" xmlns:m="http://schemas.openxmlformats.org/officeDocument/2006/math" xmlns:v="urn:schemas-microsoft-com:vml" xmlns:wp14="http://schemas.microsoft.com/office/word/2010/wordprocessingDrawing" xmlns:wp="http://schemas.openxmlformats.org/drawingml/2006/wordprocessingDrawing" xmlns:w10="urn:schemas-microsoft-com:office:word" xmlns:w="http://schemas.openxmlformats.org/wordprocessingml/2006/main" xmlns:w14="http://schemas.microsoft.com/office/word/2010/wordml" xmlns:w15="http://schemas.microsoft.com/office/word/2012/wordml" xmlns:w16cex="http://schemas.microsoft.com/office/word/2018/wordml/cex" xmlns:w16cid="http://schemas.microsoft.com/office/word/2016/wordml/cid" xmlns:w16="http://schemas.microsoft.com/office/word/2018/wordml" xmlns:w16du="http://schemas.microsoft.com/office/word/2023/wordml/word16du" xmlns:w16sdtdh="http://schemas.microsoft.com/office/word/2020/wordml/sdtdatahash" xmlns:w16sdtfl="http://schemas.microsoft.com/office/word/2024/wordml/sdtformatlock" xmlns:w16se="http://schemas.microsoft.com/office/word/2015/wordml/symex" xmlns:wpg="http://schemas.microsoft.com/office/word/2010/wordprocessingGroup" xmlns:wpi="http://schemas.microsoft.com/office/word/2010/wordprocessingInk" xmlns:wne="http://schemas.microsoft.com/office/word/2006/wordml" xmlns:wps="http://schemas.microsoft.com/office/word/2010/wordprocessingShape" mc:Ignorable="w14 w15 w16se w16cid w16 w16cex w16sdtdh w16sdtfl w16du wp14">
   <w:body>
-    <w:p>
-      <w:pPr>
-        <w:jc w:val="center"/>
-      </w:pPr>
-      <w:r>
-        <w:rPr>
-          <w:b/>
-          <w:sz w:val="28"/>
-        </w:rPr>
-        <w:t>Eiker David González Chacón</w:t>
-      </w:r>
-      <w:r>
-        <w:rPr>
-          <w:b/>
-          <w:sz w:val="28"/>
-        </w:rPr>
-        <w:br/>
-        <w:t>Full Stack Developer</w:t>
-      </w:r>
-    </w:p>
-    <w:p>
-      <w:r>
-        <w:rPr>
-          <w:b/>
-        </w:rPr>
-        <w:t xml:space="preserve">Email: </w:t>
-      </w:r>
-      <w:r>
-        <w:t>eiker.gonzalez21@gmail.com / sup</w:t>
-      </w:r>
-      <w:r>
-        <w:t>port@eikergonzalez.com</w:t>
-      </w:r>
-      <w:r>
-        <w:br/>
-      </w:r>
-      <w:r>
-        <w:rPr>
-          <w:b/>
-        </w:rPr>
-        <w:t xml:space="preserve">Teléfono: </w:t>
-      </w:r>
-      <w:r>
-        <w:t>+58 4125746623</w:t>
-      </w:r>
-      <w:r>
-        <w:br/>
-      </w:r>
-      <w:r>
-        <w:rPr>
-          <w:b/>
-        </w:rPr>
-        <w:t xml:space="preserve">LinkedIn: </w:t>
-      </w:r>
-      <w:r>
-        <w:t>https://www.linkedin.com/in/eiker-gonzalez-b55003a1</w:t>
-      </w:r>
-      <w:r>
-        <w:br/>
-      </w:r>
-      <w:r>
-        <w:rPr>
-          <w:b/>
-        </w:rPr>
-        <w:t xml:space="preserve">Web: </w:t>
-      </w:r>
-      <w:r>
-        <w:t>https://eikergonzalez.com</w:t>
-      </w:r>
-      <w:r>
-        <w:br/>
-      </w:r>
-    </w:p>
     <w:p>
       <w:pPr>
         <w:pStyle w:val="Ttulo1"/>
         <w:rPr>
-          <w:lang w:val="es-ES"/>
+          <w:rFonts w:cstheme="majorHAnsi"/>
+          <w:sz w:val="24"/>
+          <w:szCs w:val="24"/>
         </w:rPr>
       </w:pPr>
       <w:r>
         <w:rPr>
-          <w:lang w:val="es-ES"/>
+          <w:rFonts w:cstheme="majorHAnsi"/>
+          <w:sz w:val="24"/>
+          <w:szCs w:val="24"/>
         </w:rPr>
-        <w:t>Perfil Profesional</w:t>
+        <w:t>Eiker David González Chacón</w:t>
       </w:r>
     </w:p>
     <w:p>
       <w:pPr>
         <w:rPr>
-          <w:lang w:val="es-ES"/>
+          <w:rFonts w:asciiTheme="majorHAnsi" w:hAnsiTheme="majorHAnsi" w:cstheme="majorHAnsi"/>
+          <w:sz w:val="24"/>
+          <w:szCs w:val="24"/>
         </w:rPr>
       </w:pPr>
       <w:r>
         <w:rPr>
-          <w:lang w:val="es-ES"/>
+          <w:rFonts w:asciiTheme="majorHAnsi" w:hAnsiTheme="majorHAnsi" w:cstheme="majorHAnsi"/>
+          <w:sz w:val="24"/>
+          <w:szCs w:val="24"/>
         </w:rPr>
-        <w:t>Desarrollador Full Stack con más de 12 años de experiencia creando soluciones web, móviles y de escritorio altamente escalables. Especializado en React, React Native, Laravel, NestJS, WebSockets y bases de datos SQL/NoSQL. Con amplia trayectoria en proyectos críticos en sectores como salud, banca, gobierno, educación y comercio electrónico en Latinoamérica y Estados Unidos.</w:t>
+        <w:t>Senior Full Stack Developer | React | React Native | Laravel | NestJS | TypeScript</w:t>
+      </w:r>
+      <w:r>
+        <w:rPr>
+          <w:rFonts w:asciiTheme="majorHAnsi" w:hAnsiTheme="majorHAnsi" w:cstheme="majorHAnsi"/>
+          <w:sz w:val="24"/>
+          <w:szCs w:val="24"/>
+        </w:rPr>
+        <w:br/>
+        <w:t>Email: eiker.gonzalez21@gmail.com</w:t>
+      </w:r>
+      <w:r>
+        <w:rPr>
+          <w:rFonts w:asciiTheme="majorHAnsi" w:hAnsiTheme="majorHAnsi" w:cstheme="majorHAnsi"/>
+          <w:sz w:val="24"/>
+          <w:szCs w:val="24"/>
+        </w:rPr>
+        <w:br/>
+        <w:t>Sitio Web: eikergonzalez.com</w:t>
+      </w:r>
+      <w:r>
+        <w:rPr>
+          <w:rFonts w:asciiTheme="majorHAnsi" w:hAnsiTheme="majorHAnsi" w:cstheme="majorHAnsi"/>
+          <w:sz w:val="24"/>
+          <w:szCs w:val="24"/>
+        </w:rPr>
+        <w:br/>
+        <w:t>LinkedIn: linkedin.com/in/eiker-gonzalez</w:t>
+      </w:r>
+      <w:r>
+        <w:rPr>
+          <w:rFonts w:asciiTheme="majorHAnsi" w:hAnsiTheme="majorHAnsi" w:cstheme="majorHAnsi"/>
+          <w:sz w:val="24"/>
+          <w:szCs w:val="24"/>
+        </w:rPr>
+        <w:br/>
+        <w:t>Teléfono: +58 412 574 6623</w:t>
       </w:r>
     </w:p>
     <w:p>
       <w:pPr>
-        <w:pStyle w:val="Ttulo1"/>
+        <w:pStyle w:val="Ttulo2"/>
         <w:rPr>
-          <w:lang w:val="es-ES"/>
+          <w:rFonts w:cstheme="majorHAnsi"/>
+          <w:sz w:val="24"/>
+          <w:szCs w:val="24"/>
         </w:rPr>
       </w:pPr>
       <w:r>
         <w:rPr>
-          <w:lang w:val="es-ES"/>
+          <w:rFonts w:cstheme="majorHAnsi"/>
+          <w:sz w:val="24"/>
+          <w:szCs w:val="24"/>
         </w:rPr>
-        <w:t>Habilidades Técnicas</w:t>
+        <w:t>PERFIL PROFESIONAL</w:t>
       </w:r>
     </w:p>
     <w:p>
       <w:pPr>
         <w:rPr>
-          <w:lang w:val="es-ES"/>
+          <w:rFonts w:asciiTheme="majorHAnsi" w:hAnsiTheme="majorHAnsi" w:cstheme="majorHAnsi"/>
+          <w:sz w:val="24"/>
+          <w:szCs w:val="24"/>
         </w:rPr>
       </w:pPr>
       <w:r>
         <w:rPr>
-          <w:b/>
-          <w:bCs/>
-          <w:lang w:val="es-ES"/>
+          <w:rFonts w:asciiTheme="majorHAnsi" w:hAnsiTheme="majorHAnsi" w:cstheme="majorHAnsi"/>
+          <w:sz w:val="24"/>
+          <w:szCs w:val="24"/>
         </w:rPr>
-        <w:t>Lenguajes</w:t>
+        <w:t>Desarrollador Full Stack Senior con más de 12 años de experiencia diseñando, desarrollando y manteniendo aplicaciones web, móviles y empresariales altamente escalables para clientes de los sectores banca, salud, gobierno, educación, comercio electrónico y logística.</w:t>
       </w:r>
       <w:r>
         <w:rPr>
-          <w:lang w:val="es-ES"/>
+          <w:rFonts w:asciiTheme="majorHAnsi" w:hAnsiTheme="majorHAnsi" w:cstheme="majorHAnsi"/>
+          <w:sz w:val="24"/>
+          <w:szCs w:val="24"/>
         </w:rPr>
-        <w:t>: JavaScript, TypeScript, PHP, C#, SQL, Visual Basic</w:t>
+        <w:br/>
       </w:r>
       <w:r>
         <w:rPr>
-          <w:lang w:val="es-ES"/>
+          <w:rFonts w:asciiTheme="majorHAnsi" w:hAnsiTheme="majorHAnsi" w:cstheme="majorHAnsi"/>
+          <w:sz w:val="24"/>
+          <w:szCs w:val="24"/>
         </w:rPr>
-        <w:t>, Java</w:t>
+        <w:br/>
+        <w:t>Especializado en React, React Native, TypeScript, Laravel, NestJS, Node.js, APIs REST, WebSockets, WebRTC y bases de datos SQL y NoSQL. Historial comprobado entregando soluciones de alto rendimiento utilizadas por miles de usuarios en Latinoamérica y Estados Unidos.</w:t>
       </w:r>
       <w:r>
         <w:rPr>
-          <w:lang w:val="es-ES"/>
+          <w:rFonts w:asciiTheme="majorHAnsi" w:hAnsiTheme="majorHAnsi" w:cstheme="majorHAnsi"/>
+          <w:sz w:val="24"/>
+          <w:szCs w:val="24"/>
         </w:rPr>
-        <w:t>.</w:t>
+        <w:br/>
+      </w:r>
+      <w:r>
+        <w:rPr>
+          <w:rFonts w:asciiTheme="majorHAnsi" w:hAnsiTheme="majorHAnsi" w:cstheme="majorHAnsi"/>
+          <w:sz w:val="24"/>
+          <w:szCs w:val="24"/>
+        </w:rPr>
+        <w:br/>
+        <w:t>Experiencia en arquitectura de software, desarrollo móvil, soluciones en la nube, Docker, flujos CI/CD, integraciones de APIs, sistemas de autenticación, pasarelas de pago y plataformas de comunicación en tiempo real.</w:t>
+      </w:r>
+      <w:r>
+        <w:rPr>
+          <w:rFonts w:asciiTheme="majorHAnsi" w:hAnsiTheme="majorHAnsi" w:cstheme="majorHAnsi"/>
+          <w:sz w:val="24"/>
+          <w:szCs w:val="24"/>
+        </w:rPr>
+        <w:br/>
+      </w:r>
+      <w:r>
+        <w:rPr>
+          <w:rFonts w:asciiTheme="majorHAnsi" w:hAnsiTheme="majorHAnsi" w:cstheme="majorHAnsi"/>
+          <w:sz w:val="24"/>
+          <w:szCs w:val="24"/>
+        </w:rPr>
+        <w:br/>
+        <w:t>Apasionado por construir aplicaciones escalables, optimizar el rendimiento y resolver desafíos complejos de negocio mediante la tecnología.</w:t>
       </w:r>
     </w:p>
     <w:p>
+      <w:pPr>
+        <w:pStyle w:val="Ttulo2"/>
+        <w:rPr>
+          <w:rFonts w:cstheme="majorHAnsi"/>
+          <w:sz w:val="24"/>
+          <w:szCs w:val="24"/>
+        </w:rPr>
+      </w:pPr>
       <w:r>
         <w:rPr>
-          <w:b/>
-          <w:bCs/>
+          <w:rFonts w:cstheme="majorHAnsi"/>
+          <w:sz w:val="24"/>
+          <w:szCs w:val="24"/>
         </w:rPr>
-        <w:t>Frameworks/Librerías:</w:t>
-      </w:r>
-      <w:r>
-        <w:t xml:space="preserve"> </w:t>
-      </w:r>
-      <w:r>
-        <w:t>React, React Native, Redux Toolkit, Laravel, Symfony, NestJS, NextJS, Vue.js, Nuxt.js, Flutter.</w:t>
+        <w:t>COMPETENCIAS PRINCIPALES</w:t>
       </w:r>
     </w:p>
     <w:p>
       <w:pPr>
         <w:rPr>
-          <w:lang w:val="es-ES"/>
+          <w:rFonts w:asciiTheme="majorHAnsi" w:hAnsiTheme="majorHAnsi" w:cstheme="majorHAnsi"/>
+          <w:sz w:val="24"/>
+          <w:szCs w:val="24"/>
         </w:rPr>
       </w:pPr>
       <w:r>
         <w:rPr>
-          <w:b/>
-          <w:bCs/>
-          <w:lang w:val="es-ES"/>
+          <w:rFonts w:asciiTheme="majorHAnsi" w:hAnsiTheme="majorHAnsi" w:cstheme="majorHAnsi"/>
+          <w:sz w:val="24"/>
+          <w:szCs w:val="24"/>
         </w:rPr>
-        <w:t>Bases de Datos:</w:t>
+        <w:t>Frontend: React, React Native, Expo, Next.js, Vue.js, Nuxt.js, JavaScript, TypeScript, Redux Toolkit, Vite</w:t>
       </w:r>
       <w:r>
         <w:rPr>
-          <w:lang w:val="es-ES"/>
+          <w:rFonts w:asciiTheme="majorHAnsi" w:hAnsiTheme="majorHAnsi" w:cstheme="majorHAnsi"/>
+          <w:sz w:val="24"/>
+          <w:szCs w:val="24"/>
         </w:rPr>
-        <w:t xml:space="preserve"> MySQL, PostgreSQL, MongoDB, SQL Server</w:t>
+        <w:br/>
       </w:r>
       <w:r>
         <w:rPr>
-          <w:lang w:val="es-ES"/>
+          <w:rFonts w:asciiTheme="majorHAnsi" w:hAnsiTheme="majorHAnsi" w:cstheme="majorHAnsi"/>
+          <w:sz w:val="24"/>
+          <w:szCs w:val="24"/>
         </w:rPr>
-        <w:t>.</w:t>
+        <w:br/>
+        <w:t>Backend: Laravel, NestJS, Node.js, Express.js, PHP, APIs REST, Autenticación JWT, Microservicios, WebSockets, WebRTC</w:t>
+      </w:r>
+      <w:r>
+        <w:rPr>
+          <w:rFonts w:asciiTheme="majorHAnsi" w:hAnsiTheme="majorHAnsi" w:cstheme="majorHAnsi"/>
+          <w:sz w:val="24"/>
+          <w:szCs w:val="24"/>
+        </w:rPr>
+        <w:br/>
+      </w:r>
+      <w:r>
+        <w:rPr>
+          <w:rFonts w:asciiTheme="majorHAnsi" w:hAnsiTheme="majorHAnsi" w:cstheme="majorHAnsi"/>
+          <w:sz w:val="24"/>
+          <w:szCs w:val="24"/>
+        </w:rPr>
+        <w:br/>
+        <w:t>Bases de Datos: MySQL, PostgreSQL, MongoDB, SQL Server, Diseño de Bases de Datos, Optimización de Consultas, Modelado de Datos</w:t>
+      </w:r>
+      <w:r>
+        <w:rPr>
+          <w:rFonts w:asciiTheme="majorHAnsi" w:hAnsiTheme="majorHAnsi" w:cstheme="majorHAnsi"/>
+          <w:sz w:val="24"/>
+          <w:szCs w:val="24"/>
+        </w:rPr>
+        <w:br/>
+      </w:r>
+      <w:r>
+        <w:rPr>
+          <w:rFonts w:asciiTheme="majorHAnsi" w:hAnsiTheme="majorHAnsi" w:cstheme="majorHAnsi"/>
+          <w:sz w:val="24"/>
+          <w:szCs w:val="24"/>
+        </w:rPr>
+        <w:br/>
+        <w:t>DevOps y Cloud: Docker, Git, GitHub Actions, CI/CD, Administración de Servidores Linux, Nginx, AWS (EC2, S3, IAM – Básico), Servidores SMTP, Gestión SSL/TLS</w:t>
+      </w:r>
+      <w:r>
+        <w:rPr>
+          <w:rFonts w:asciiTheme="majorHAnsi" w:hAnsiTheme="majorHAnsi" w:cstheme="majorHAnsi"/>
+          <w:sz w:val="24"/>
+          <w:szCs w:val="24"/>
+        </w:rPr>
+        <w:br/>
+      </w:r>
+      <w:r>
+        <w:rPr>
+          <w:rFonts w:asciiTheme="majorHAnsi" w:hAnsiTheme="majorHAnsi" w:cstheme="majorHAnsi"/>
+          <w:sz w:val="24"/>
+          <w:szCs w:val="24"/>
+        </w:rPr>
+        <w:lastRenderedPageBreak/>
+        <w:br/>
+        <w:t>Tecnologías Adicionales: Firebase, Stripe, Transbank SDK, Jitsi Meet, Google Maps API, Notificaciones Push, Agile, Scrum</w:t>
       </w:r>
     </w:p>
     <w:p>
+      <w:pPr>
+        <w:pStyle w:val="Ttulo2"/>
+        <w:rPr>
+          <w:rFonts w:cstheme="majorHAnsi"/>
+          <w:sz w:val="24"/>
+          <w:szCs w:val="24"/>
+        </w:rPr>
+      </w:pPr>
       <w:r>
         <w:rPr>
-          <w:b/>
-          <w:bCs/>
+          <w:rFonts w:cstheme="majorHAnsi"/>
+          <w:sz w:val="24"/>
+          <w:szCs w:val="24"/>
         </w:rPr>
-        <w:t>Otras Tecnologías:</w:t>
-      </w:r>
-      <w:r>
-        <w:t xml:space="preserve"> WebSockets, WebRTC, Jitsi Meet, Flutter, Expo, Stripe, Transbank SDK</w:t>
-      </w:r>
-      <w:r>
-        <w:t>.</w:t>
-      </w:r>
-    </w:p>
-    <w:p>
-      <w:r>
-        <w:rPr>
-          <w:b/>
-          <w:bCs/>
-        </w:rPr>
-        <w:t>Herramientas:</w:t>
-      </w:r>
-      <w:r>
-        <w:t xml:space="preserve"> Git, Docker, Vite, Highcharts, Crystal Reports</w:t>
-      </w:r>
-      <w:r>
-        <w:t>.</w:t>
+        <w:t>EXPERIENCIA PROFESIONAL</w:t>
       </w:r>
     </w:p>
     <w:p>
       <w:pPr>
         <w:rPr>
-          <w:lang w:val="es-ES"/>
+          <w:rFonts w:asciiTheme="majorHAnsi" w:hAnsiTheme="majorHAnsi" w:cstheme="majorHAnsi"/>
+          <w:sz w:val="24"/>
+          <w:szCs w:val="24"/>
         </w:rPr>
       </w:pPr>
       <w:r>
         <w:rPr>
-          <w:b/>
-          <w:bCs/>
-          <w:lang w:val="es-ES"/>
+          <w:rFonts w:asciiTheme="majorHAnsi" w:hAnsiTheme="majorHAnsi" w:cstheme="majorHAnsi"/>
+          <w:sz w:val="24"/>
+          <w:szCs w:val="24"/>
         </w:rPr>
-        <w:t>Metodologías:</w:t>
+        <w:t xml:space="preserve">Senior Full Stack Developer – Nexo IT (Chile) | 2024 – </w:t>
       </w:r>
       <w:r>
         <w:rPr>
-          <w:lang w:val="es-ES"/>
+          <w:rFonts w:asciiTheme="majorHAnsi" w:hAnsiTheme="majorHAnsi" w:cstheme="majorHAnsi"/>
+          <w:sz w:val="24"/>
+          <w:szCs w:val="24"/>
         </w:rPr>
-        <w:t xml:space="preserve"> Agile, Scrum</w:t>
+        <w:t>2026</w:t>
       </w:r>
       <w:r>
         <w:rPr>
-          <w:lang w:val="es-ES"/>
+          <w:rFonts w:asciiTheme="majorHAnsi" w:hAnsiTheme="majorHAnsi" w:cstheme="majorHAnsi"/>
+          <w:sz w:val="24"/>
+          <w:szCs w:val="24"/>
         </w:rPr>
-        <w:t>.</w:t>
+        <w:br/>
+      </w:r>
+      <w:r>
+        <w:rPr>
+          <w:rFonts w:asciiTheme="majorHAnsi" w:hAnsiTheme="majorHAnsi" w:cstheme="majorHAnsi"/>
+          <w:sz w:val="24"/>
+          <w:szCs w:val="24"/>
+        </w:rPr>
+        <w:br/>
+        <w:t>• Mantenimiento y mejora de aplicaciones web y móviles utilizando React Native (Expo), React y Nuxt.</w:t>
+      </w:r>
+      <w:r>
+        <w:rPr>
+          <w:rFonts w:asciiTheme="majorHAnsi" w:hAnsiTheme="majorHAnsi" w:cstheme="majorHAnsi"/>
+          <w:sz w:val="24"/>
+          <w:szCs w:val="24"/>
+        </w:rPr>
+        <w:br/>
+        <w:t>• Integración de pasarelas de pago como Stripe y Transbank.</w:t>
+      </w:r>
+      <w:r>
+        <w:rPr>
+          <w:rFonts w:asciiTheme="majorHAnsi" w:hAnsiTheme="majorHAnsi" w:cstheme="majorHAnsi"/>
+          <w:sz w:val="24"/>
+          <w:szCs w:val="24"/>
+        </w:rPr>
+        <w:br/>
+        <w:t>• Desarrollo de servicios en Python para generación de estados de cuenta y procesamiento automatizado de archivos.</w:t>
+      </w:r>
+      <w:r>
+        <w:rPr>
+          <w:rFonts w:asciiTheme="majorHAnsi" w:hAnsiTheme="majorHAnsi" w:cstheme="majorHAnsi"/>
+          <w:sz w:val="24"/>
+          <w:szCs w:val="24"/>
+        </w:rPr>
+        <w:br/>
+        <w:t>• Construcción de soluciones de microfrontend con Angular 18 para sistemas bancarios.</w:t>
+      </w:r>
+      <w:r>
+        <w:rPr>
+          <w:rFonts w:asciiTheme="majorHAnsi" w:hAnsiTheme="majorHAnsi" w:cstheme="majorHAnsi"/>
+          <w:sz w:val="24"/>
+          <w:szCs w:val="24"/>
+        </w:rPr>
+        <w:br/>
+      </w:r>
+      <w:r>
+        <w:rPr>
+          <w:rFonts w:asciiTheme="majorHAnsi" w:hAnsiTheme="majorHAnsi" w:cstheme="majorHAnsi"/>
+          <w:sz w:val="24"/>
+          <w:szCs w:val="24"/>
+        </w:rPr>
+        <w:br/>
+        <w:t>Full Stack Developer – Ceiboo Software Factory (Argentina) | 2023 – 2024</w:t>
+      </w:r>
+      <w:r>
+        <w:rPr>
+          <w:rFonts w:asciiTheme="majorHAnsi" w:hAnsiTheme="majorHAnsi" w:cstheme="majorHAnsi"/>
+          <w:sz w:val="24"/>
+          <w:szCs w:val="24"/>
+        </w:rPr>
+        <w:br/>
+      </w:r>
+      <w:r>
+        <w:rPr>
+          <w:rFonts w:asciiTheme="majorHAnsi" w:hAnsiTheme="majorHAnsi" w:cstheme="majorHAnsi"/>
+          <w:sz w:val="24"/>
+          <w:szCs w:val="24"/>
+        </w:rPr>
+        <w:br/>
+        <w:t>• Desarrollo de plataforma de gestión de turnos para la Secretaría de Turismo de Gualeguaychú.</w:t>
+      </w:r>
+      <w:r>
+        <w:rPr>
+          <w:rFonts w:asciiTheme="majorHAnsi" w:hAnsiTheme="majorHAnsi" w:cstheme="majorHAnsi"/>
+          <w:sz w:val="24"/>
+          <w:szCs w:val="24"/>
+        </w:rPr>
+        <w:br/>
+        <w:t>• Diseño de servicios backend e interfaces frontend para operaciones del sector público.</w:t>
+      </w:r>
+      <w:r>
+        <w:rPr>
+          <w:rFonts w:asciiTheme="majorHAnsi" w:hAnsiTheme="majorHAnsi" w:cstheme="majorHAnsi"/>
+          <w:sz w:val="24"/>
+          <w:szCs w:val="24"/>
+        </w:rPr>
+        <w:br/>
+      </w:r>
+      <w:r>
+        <w:rPr>
+          <w:rFonts w:asciiTheme="majorHAnsi" w:hAnsiTheme="majorHAnsi" w:cstheme="majorHAnsi"/>
+          <w:sz w:val="24"/>
+          <w:szCs w:val="24"/>
+        </w:rPr>
+        <w:br/>
+        <w:t>Senior Software Developer – Smartway (Argentina) | 2022 – 2023</w:t>
+      </w:r>
+      <w:r>
+        <w:rPr>
+          <w:rFonts w:asciiTheme="majorHAnsi" w:hAnsiTheme="majorHAnsi" w:cstheme="majorHAnsi"/>
+          <w:sz w:val="24"/>
+          <w:szCs w:val="24"/>
+        </w:rPr>
+        <w:br/>
+      </w:r>
+      <w:r>
+        <w:rPr>
+          <w:rFonts w:asciiTheme="majorHAnsi" w:hAnsiTheme="majorHAnsi" w:cstheme="majorHAnsi"/>
+          <w:sz w:val="24"/>
+          <w:szCs w:val="24"/>
+        </w:rPr>
+        <w:br/>
+        <w:t>• Desarrollo de soluciones ecommerce y plataformas de telemedicina.</w:t>
+      </w:r>
+      <w:r>
+        <w:rPr>
+          <w:rFonts w:asciiTheme="majorHAnsi" w:hAnsiTheme="majorHAnsi" w:cstheme="majorHAnsi"/>
+          <w:sz w:val="24"/>
+          <w:szCs w:val="24"/>
+        </w:rPr>
+        <w:br/>
+        <w:t>• Implementación de sistemas seguros de videoconsulta utilizando WebRTC y Jitsi Meet.</w:t>
+      </w:r>
+      <w:r>
+        <w:rPr>
+          <w:rFonts w:asciiTheme="majorHAnsi" w:hAnsiTheme="majorHAnsi" w:cstheme="majorHAnsi"/>
+          <w:sz w:val="24"/>
+          <w:szCs w:val="24"/>
+        </w:rPr>
+        <w:br/>
+        <w:t>• Desarrollo de funcionalidades de comunicación en tiempo real mediante WebSockets.</w:t>
+      </w:r>
+      <w:r>
+        <w:rPr>
+          <w:rFonts w:asciiTheme="majorHAnsi" w:hAnsiTheme="majorHAnsi" w:cstheme="majorHAnsi"/>
+          <w:sz w:val="24"/>
+          <w:szCs w:val="24"/>
+        </w:rPr>
+        <w:br/>
+      </w:r>
+      <w:r>
+        <w:rPr>
+          <w:rFonts w:asciiTheme="majorHAnsi" w:hAnsiTheme="majorHAnsi" w:cstheme="majorHAnsi"/>
+          <w:sz w:val="24"/>
+          <w:szCs w:val="24"/>
+        </w:rPr>
+        <w:br/>
+        <w:t>Freelance Full Stack Developer – Chile | 2021 – 2022</w:t>
+      </w:r>
+      <w:r>
+        <w:rPr>
+          <w:rFonts w:asciiTheme="majorHAnsi" w:hAnsiTheme="majorHAnsi" w:cstheme="majorHAnsi"/>
+          <w:sz w:val="24"/>
+          <w:szCs w:val="24"/>
+        </w:rPr>
+        <w:br/>
+      </w:r>
+      <w:r>
+        <w:rPr>
+          <w:rFonts w:asciiTheme="majorHAnsi" w:hAnsiTheme="majorHAnsi" w:cstheme="majorHAnsi"/>
+          <w:sz w:val="24"/>
+          <w:szCs w:val="24"/>
+        </w:rPr>
+        <w:br/>
+        <w:t>• Desarrollo de sistemas CRM y plataformas para generación de documentos digitales.</w:t>
+      </w:r>
+      <w:r>
+        <w:rPr>
+          <w:rFonts w:asciiTheme="majorHAnsi" w:hAnsiTheme="majorHAnsi" w:cstheme="majorHAnsi"/>
+          <w:sz w:val="24"/>
+          <w:szCs w:val="24"/>
+        </w:rPr>
+        <w:br/>
+        <w:t>• Implementación de flujos de firma electrónica y automatización documental.</w:t>
+      </w:r>
+      <w:r>
+        <w:rPr>
+          <w:rFonts w:asciiTheme="majorHAnsi" w:hAnsiTheme="majorHAnsi" w:cstheme="majorHAnsi"/>
+          <w:sz w:val="24"/>
+          <w:szCs w:val="24"/>
+        </w:rPr>
+        <w:br/>
+      </w:r>
+      <w:r>
+        <w:rPr>
+          <w:rFonts w:asciiTheme="majorHAnsi" w:hAnsiTheme="majorHAnsi" w:cstheme="majorHAnsi"/>
+          <w:sz w:val="24"/>
+          <w:szCs w:val="24"/>
+        </w:rPr>
+        <w:br/>
+        <w:t>Software Engineer – Omnix Solutions (USA) | 2020 – 2022</w:t>
+      </w:r>
+      <w:r>
+        <w:rPr>
+          <w:rFonts w:asciiTheme="majorHAnsi" w:hAnsiTheme="majorHAnsi" w:cstheme="majorHAnsi"/>
+          <w:sz w:val="24"/>
+          <w:szCs w:val="24"/>
+        </w:rPr>
+        <w:br/>
+      </w:r>
+      <w:r>
+        <w:rPr>
+          <w:rFonts w:asciiTheme="majorHAnsi" w:hAnsiTheme="majorHAnsi" w:cstheme="majorHAnsi"/>
+          <w:sz w:val="24"/>
+          <w:szCs w:val="24"/>
+        </w:rPr>
+        <w:br/>
+        <w:t>• Participación en la modernización de una plataforma de gestión de recursos humanos.</w:t>
+      </w:r>
+      <w:r>
+        <w:rPr>
+          <w:rFonts w:asciiTheme="majorHAnsi" w:hAnsiTheme="majorHAnsi" w:cstheme="majorHAnsi"/>
+          <w:sz w:val="24"/>
+          <w:szCs w:val="24"/>
+        </w:rPr>
+        <w:br/>
+        <w:t>• Migración de aplicaciones Laravel heredadas hacia arquitecturas React y Next.js.</w:t>
+      </w:r>
+      <w:r>
+        <w:rPr>
+          <w:rFonts w:asciiTheme="majorHAnsi" w:hAnsiTheme="majorHAnsi" w:cstheme="majorHAnsi"/>
+          <w:sz w:val="24"/>
+          <w:szCs w:val="24"/>
+        </w:rPr>
+        <w:br/>
+        <w:t>• Desarrollo de APIs y optimización de rendimiento de bases de datos.</w:t>
+      </w:r>
+    </w:p>
+    <w:p>
+      <w:pPr>
+        <w:pStyle w:val="Ttulo2"/>
+        <w:rPr>
+          <w:rFonts w:cstheme="majorHAnsi"/>
+          <w:sz w:val="24"/>
+          <w:szCs w:val="24"/>
+        </w:rPr>
+      </w:pPr>
+      <w:r>
+        <w:rPr>
+          <w:rFonts w:cstheme="majorHAnsi"/>
+          <w:sz w:val="24"/>
+          <w:szCs w:val="24"/>
+        </w:rPr>
+        <w:lastRenderedPageBreak/>
+        <w:t>PROYECTOS DESTACADOS</w:t>
       </w:r>
     </w:p>
     <w:p>
       <w:pPr>
         <w:rPr>
-          <w:lang w:val="es-ES"/>
+          <w:rFonts w:asciiTheme="majorHAnsi" w:hAnsiTheme="majorHAnsi" w:cstheme="majorHAnsi"/>
+          <w:sz w:val="24"/>
+          <w:szCs w:val="24"/>
         </w:rPr>
       </w:pPr>
       <w:r>
         <w:rPr>
-          <w:b/>
-          <w:bCs/>
-          <w:lang w:val="es-ES"/>
+          <w:rFonts w:asciiTheme="majorHAnsi" w:hAnsiTheme="majorHAnsi" w:cstheme="majorHAnsi"/>
+          <w:sz w:val="24"/>
+          <w:szCs w:val="24"/>
         </w:rPr>
-        <w:t xml:space="preserve">Otros: </w:t>
+        <w:t>Ecosistema de Ecommerce y Delivery</w:t>
       </w:r>
       <w:r>
         <w:rPr>
-          <w:lang w:val="es-ES"/>
+          <w:rFonts w:asciiTheme="majorHAnsi" w:hAnsiTheme="majorHAnsi" w:cstheme="majorHAnsi"/>
+          <w:sz w:val="24"/>
+          <w:szCs w:val="24"/>
         </w:rPr>
-        <w:t>Configuración de servidores Linux</w:t>
+        <w:br/>
       </w:r>
       <w:r>
         <w:rPr>
-          <w:lang w:val="es-ES"/>
+          <w:rFonts w:asciiTheme="majorHAnsi" w:hAnsiTheme="majorHAnsi" w:cstheme="majorHAnsi"/>
+          <w:sz w:val="24"/>
+          <w:szCs w:val="24"/>
         </w:rPr>
-        <w:t>, servidores de correos, web</w:t>
+        <w:br/>
+        <w:t>• Plataforma administrativa</w:t>
       </w:r>
       <w:r>
         <w:rPr>
-          <w:lang w:val="es-ES"/>
+          <w:rFonts w:asciiTheme="majorHAnsi" w:hAnsiTheme="majorHAnsi" w:cstheme="majorHAnsi"/>
+          <w:sz w:val="24"/>
+          <w:szCs w:val="24"/>
         </w:rPr>
-        <w:t>.</w:t>
+        <w:br/>
+        <w:t>• Aplicación móvil para repartidores</w:t>
+      </w:r>
+      <w:r>
+        <w:rPr>
+          <w:rFonts w:asciiTheme="majorHAnsi" w:hAnsiTheme="majorHAnsi" w:cstheme="majorHAnsi"/>
+          <w:sz w:val="24"/>
+          <w:szCs w:val="24"/>
+        </w:rPr>
+        <w:br/>
+        <w:t>• Aplicación móvil para clientes</w:t>
+      </w:r>
+      <w:r>
+        <w:rPr>
+          <w:rFonts w:asciiTheme="majorHAnsi" w:hAnsiTheme="majorHAnsi" w:cstheme="majorHAnsi"/>
+          <w:sz w:val="24"/>
+          <w:szCs w:val="24"/>
+        </w:rPr>
+        <w:br/>
+        <w:t>• Seguimiento de pedidos en tiempo real</w:t>
+      </w:r>
+      <w:r>
+        <w:rPr>
+          <w:rFonts w:asciiTheme="majorHAnsi" w:hAnsiTheme="majorHAnsi" w:cstheme="majorHAnsi"/>
+          <w:sz w:val="24"/>
+          <w:szCs w:val="24"/>
+        </w:rPr>
+        <w:br/>
+        <w:t>• Sistema de notificaciones push</w:t>
+      </w:r>
+      <w:r>
+        <w:rPr>
+          <w:rFonts w:asciiTheme="majorHAnsi" w:hAnsiTheme="majorHAnsi" w:cstheme="majorHAnsi"/>
+          <w:sz w:val="24"/>
+          <w:szCs w:val="24"/>
+        </w:rPr>
+        <w:br/>
+        <w:t>• Gestión de autenticación y roles</w:t>
+      </w:r>
+      <w:r>
+        <w:rPr>
+          <w:rFonts w:asciiTheme="majorHAnsi" w:hAnsiTheme="majorHAnsi" w:cstheme="majorHAnsi"/>
+          <w:sz w:val="24"/>
+          <w:szCs w:val="24"/>
+        </w:rPr>
+        <w:br/>
+      </w:r>
+      <w:r>
+        <w:rPr>
+          <w:rFonts w:asciiTheme="majorHAnsi" w:hAnsiTheme="majorHAnsi" w:cstheme="majorHAnsi"/>
+          <w:sz w:val="24"/>
+          <w:szCs w:val="24"/>
+        </w:rPr>
+        <w:br/>
+        <w:t>Tecnologías: React, React Native, NestJS, MySQL, Firebase, Google Maps</w:t>
+      </w:r>
+      <w:r>
+        <w:rPr>
+          <w:rFonts w:asciiTheme="majorHAnsi" w:hAnsiTheme="majorHAnsi" w:cstheme="majorHAnsi"/>
+          <w:sz w:val="24"/>
+          <w:szCs w:val="24"/>
+        </w:rPr>
+        <w:br/>
+      </w:r>
+      <w:r>
+        <w:rPr>
+          <w:rFonts w:asciiTheme="majorHAnsi" w:hAnsiTheme="majorHAnsi" w:cstheme="majorHAnsi"/>
+          <w:sz w:val="24"/>
+          <w:szCs w:val="24"/>
+        </w:rPr>
+        <w:br/>
+        <w:t>Plataforma de Telemedicina</w:t>
+      </w:r>
+      <w:r>
+        <w:rPr>
+          <w:rFonts w:asciiTheme="majorHAnsi" w:hAnsiTheme="majorHAnsi" w:cstheme="majorHAnsi"/>
+          <w:sz w:val="24"/>
+          <w:szCs w:val="24"/>
+        </w:rPr>
+        <w:br/>
+      </w:r>
+      <w:r>
+        <w:rPr>
+          <w:rFonts w:asciiTheme="majorHAnsi" w:hAnsiTheme="majorHAnsi" w:cstheme="majorHAnsi"/>
+          <w:sz w:val="24"/>
+          <w:szCs w:val="24"/>
+        </w:rPr>
+        <w:br/>
+        <w:t>• Videoconsultas</w:t>
+      </w:r>
+      <w:r>
+        <w:rPr>
+          <w:rFonts w:asciiTheme="majorHAnsi" w:hAnsiTheme="majorHAnsi" w:cstheme="majorHAnsi"/>
+          <w:sz w:val="24"/>
+          <w:szCs w:val="24"/>
+        </w:rPr>
+        <w:br/>
+        <w:t>• Comunicación en tiempo real</w:t>
+      </w:r>
+      <w:r>
+        <w:rPr>
+          <w:rFonts w:asciiTheme="majorHAnsi" w:hAnsiTheme="majorHAnsi" w:cstheme="majorHAnsi"/>
+          <w:sz w:val="24"/>
+          <w:szCs w:val="24"/>
+        </w:rPr>
+        <w:br/>
+        <w:t>• Gestión de citas</w:t>
+      </w:r>
+      <w:r>
+        <w:rPr>
+          <w:rFonts w:asciiTheme="majorHAnsi" w:hAnsiTheme="majorHAnsi" w:cstheme="majorHAnsi"/>
+          <w:sz w:val="24"/>
+          <w:szCs w:val="24"/>
+        </w:rPr>
+        <w:br/>
+        <w:t>• Administración de pacientes</w:t>
+      </w:r>
+      <w:r>
+        <w:rPr>
+          <w:rFonts w:asciiTheme="majorHAnsi" w:hAnsiTheme="majorHAnsi" w:cstheme="majorHAnsi"/>
+          <w:sz w:val="24"/>
+          <w:szCs w:val="24"/>
+        </w:rPr>
+        <w:br/>
+      </w:r>
+      <w:r>
+        <w:rPr>
+          <w:rFonts w:asciiTheme="majorHAnsi" w:hAnsiTheme="majorHAnsi" w:cstheme="majorHAnsi"/>
+          <w:sz w:val="24"/>
+          <w:szCs w:val="24"/>
+        </w:rPr>
+        <w:br/>
+        <w:t>Tecnologías: React, React Native, NestJS, WebSockets, WebRTC, Jitsi Meet</w:t>
       </w:r>
     </w:p>
     <w:p>
       <w:pPr>
-        <w:pStyle w:val="Ttulo1"/>
+        <w:pStyle w:val="Ttulo2"/>
         <w:rPr>
-          <w:lang w:val="es-ES"/>
+          <w:rFonts w:cstheme="majorHAnsi"/>
+          <w:sz w:val="24"/>
+          <w:szCs w:val="24"/>
         </w:rPr>
       </w:pPr>
       <w:r>
         <w:rPr>
-          <w:lang w:val="es-ES"/>
+          <w:rFonts w:cstheme="majorHAnsi"/>
+          <w:sz w:val="24"/>
+          <w:szCs w:val="24"/>
         </w:rPr>
-        <w:t>Educación</w:t>
+        <w:t>EDUCACIÓN</w:t>
       </w:r>
     </w:p>
     <w:p>
       <w:pPr>
         <w:rPr>
-          <w:lang w:val="es-ES"/>
+          <w:rFonts w:asciiTheme="majorHAnsi" w:hAnsiTheme="majorHAnsi" w:cstheme="majorHAnsi"/>
+          <w:sz w:val="24"/>
+          <w:szCs w:val="24"/>
         </w:rPr>
       </w:pPr>
       <w:r>
         <w:rPr>
-          <w:lang w:val="es-ES"/>
+          <w:rFonts w:asciiTheme="majorHAnsi" w:hAnsiTheme="majorHAnsi" w:cstheme="majorHAnsi"/>
+          <w:sz w:val="24"/>
+          <w:szCs w:val="24"/>
         </w:rPr>
-        <w:t>Instituto Universitario de Tecnología de Administración Industrial (IUTA), 2006–2010</w:t>
+        <w:t>Técnico Superior Universitario en Informática</w:t>
       </w:r>
       <w:r>
         <w:rPr>
-          <w:lang w:val="es-ES"/>
+          <w:rFonts w:asciiTheme="majorHAnsi" w:hAnsiTheme="majorHAnsi" w:cstheme="majorHAnsi"/>
+          <w:sz w:val="24"/>
+          <w:szCs w:val="24"/>
         </w:rPr>
         <w:br/>
-        <w:t>Técnico Superior Universitario en Informática</w:t>
+      </w:r>
+      <w:r>
+        <w:rPr>
+          <w:rFonts w:asciiTheme="majorHAnsi" w:hAnsiTheme="majorHAnsi" w:cstheme="majorHAnsi"/>
+          <w:sz w:val="24"/>
+          <w:szCs w:val="24"/>
+        </w:rPr>
+        <w:br/>
+        <w:t>Instituto Universitario de Tecnología de Administración Industrial (IUTA)</w:t>
+      </w:r>
+    </w:p>
+    <w:p>
+      <w:pPr>
+        <w:pStyle w:val="Ttulo2"/>
+        <w:rPr>
+          <w:rFonts w:cstheme="majorHAnsi"/>
+          <w:sz w:val="24"/>
+          <w:szCs w:val="24"/>
+        </w:rPr>
+      </w:pPr>
+      <w:r>
+        <w:rPr>
+          <w:rFonts w:cstheme="majorHAnsi"/>
+          <w:sz w:val="24"/>
+          <w:szCs w:val="24"/>
+        </w:rPr>
+        <w:t>IDIOMAS</w:t>
       </w:r>
     </w:p>
     <w:p>
       <w:pPr>
         <w:rPr>
-          <w:lang w:val="es-ES"/>
+          <w:rFonts w:asciiTheme="majorHAnsi" w:hAnsiTheme="majorHAnsi" w:cstheme="majorHAnsi"/>
+          <w:sz w:val="24"/>
+          <w:szCs w:val="24"/>
         </w:rPr>
       </w:pPr>
       <w:r>
         <w:rPr>
-          <w:lang w:val="es-ES"/>
+          <w:rFonts w:asciiTheme="majorHAnsi" w:hAnsiTheme="majorHAnsi" w:cstheme="majorHAnsi"/>
+          <w:sz w:val="24"/>
+          <w:szCs w:val="24"/>
         </w:rPr>
-        <w:t>Unidad Educativa Nacional Pedro Emilio Coll, 2000–2004</w:t>
+        <w:t>Español: Nativo</w:t>
       </w:r>
       <w:r>
         <w:rPr>
-          <w:lang w:val="es-ES"/>
+          <w:rFonts w:asciiTheme="majorHAnsi" w:hAnsiTheme="majorHAnsi" w:cstheme="majorHAnsi"/>
+          <w:sz w:val="24"/>
+          <w:szCs w:val="24"/>
         </w:rPr>
         <w:br/>
-        <w:t>Bachiller en Ciencias</w:t>
-      </w:r>
-    </w:p>
-    <w:p>
-      <w:pPr>
-        <w:pStyle w:val="Ttulo1"/>
-        <w:rPr>
-          <w:lang w:val="es-ES"/>
-        </w:rPr>
-      </w:pPr>
-    </w:p>
-    <w:p>
-      <w:pPr>
-        <w:pStyle w:val="Ttulo1"/>
-      </w:pPr>
-      <w:r>
-        <w:t>Experiencia Laboral</w:t>
-      </w:r>
-    </w:p>
-    <w:p>
-      <w:pPr>
-        <w:pStyle w:val="Listaconvietas"/>
-        <w:rPr>
-          <w:b/>
-          <w:bCs/>
-        </w:rPr>
-      </w:pPr>
-      <w:r>
-        <w:rPr>
-          <w:b/>
-          <w:bCs/>
-        </w:rPr>
-        <w:t>Nexo IT – Chile (2024 – Actualidad)</w:t>
-      </w:r>
-    </w:p>
-    <w:p>
-      <w:pPr>
-        <w:pStyle w:val="Listaconvietas"/>
-        <w:tabs>
-          <w:tab w:val="clear" w:pos="360"/>
-          <w:tab w:val="num" w:pos="720"/>
-        </w:tabs>
-        <w:ind w:left="720"/>
-        <w:rPr>
-          <w:b/>
-          <w:bCs/>
-          <w:lang w:val="es-ES"/>
-        </w:rPr>
-      </w:pPr>
-      <w:r>
-        <w:rPr>
-          <w:lang w:val="es-ES"/>
-        </w:rPr>
-        <w:t>Mantenimiento y mejoras a portales y aplicaciones móviles con Nuxt y React Native (Expo)</w:t>
       </w:r>
       <w:r>
         <w:rPr>
-          <w:lang w:val="es-ES"/>
+          <w:rFonts w:asciiTheme="majorHAnsi" w:hAnsiTheme="majorHAnsi" w:cstheme="majorHAnsi"/>
+          <w:sz w:val="24"/>
+          <w:szCs w:val="24"/>
         </w:rPr>
-        <w:t>.</w:t>
+        <w:br/>
+        <w:t>Inglés: Lectura de documentación técnica y comprensión profesional de documentación.</w:t>
       </w:r>
-    </w:p>
-    <w:p>
-      <w:pPr>
-        <w:pStyle w:val="Listaconvietas"/>
-        <w:tabs>
-          <w:tab w:val="clear" w:pos="360"/>
-          <w:tab w:val="num" w:pos="720"/>
-        </w:tabs>
-        <w:ind w:left="720"/>
-        <w:rPr>
-          <w:b/>
-          <w:bCs/>
-          <w:lang w:val="es-ES"/>
-        </w:rPr>
-      </w:pPr>
-      <w:r>
-        <w:rPr>
-          <w:lang w:val="es-ES"/>
-        </w:rPr>
-        <w:t>Integración de pasarelas de pago (Transbank SDK, Stripe)</w:t>
-      </w:r>
-      <w:r>
-        <w:rPr>
-          <w:lang w:val="es-ES"/>
-        </w:rPr>
-        <w:t>.</w:t>
-      </w:r>
-    </w:p>
-    <w:p>
-      <w:pPr>
-        <w:pStyle w:val="Listaconvietas"/>
-        <w:tabs>
-          <w:tab w:val="clear" w:pos="360"/>
-          <w:tab w:val="num" w:pos="720"/>
-        </w:tabs>
-        <w:ind w:left="720"/>
-        <w:rPr>
-          <w:b/>
-          <w:bCs/>
-          <w:lang w:val="es-ES"/>
-        </w:rPr>
-      </w:pPr>
-      <w:r>
-        <w:rPr>
-          <w:lang w:val="es-ES"/>
-        </w:rPr>
-        <w:t>Desarrollo de ecommerce con ReactJS y backend en Nuxt (Vue2)</w:t>
-      </w:r>
-      <w:r>
-        <w:rPr>
-          <w:lang w:val="es-ES"/>
-        </w:rPr>
-        <w:t>.</w:t>
-      </w:r>
-    </w:p>
-    <w:p>
-      <w:pPr>
-        <w:pStyle w:val="Listaconvietas"/>
-        <w:tabs>
-          <w:tab w:val="clear" w:pos="360"/>
-          <w:tab w:val="num" w:pos="720"/>
-        </w:tabs>
-        <w:ind w:left="720"/>
-        <w:rPr>
-          <w:b/>
-          <w:bCs/>
-          <w:lang w:val="es-ES"/>
-        </w:rPr>
-      </w:pPr>
-      <w:r>
-        <w:rPr>
-          <w:lang w:val="es-ES" w:eastAsia="es-ES"/>
-        </w:rPr>
-        <w:t>Desarrolo de un servicio en Python para consultar estados de cuentas de clientes y generar .zip con archivos de texto.</w:t>
-      </w:r>
-    </w:p>
-    <w:p>
-      <w:pPr>
-        <w:pStyle w:val="Listaconvietas"/>
-        <w:tabs>
-          <w:tab w:val="clear" w:pos="360"/>
-          <w:tab w:val="num" w:pos="720"/>
-        </w:tabs>
-        <w:ind w:left="720"/>
-        <w:rPr>
-          <w:b/>
-          <w:bCs/>
-          <w:lang w:val="es-ES"/>
-        </w:rPr>
-      </w:pPr>
-      <w:r>
-        <w:rPr>
-          <w:lang w:val="es-ES" w:eastAsia="es-ES"/>
-        </w:rPr>
-        <w:t>Desarrollo de un microfront en Angular 18 para consultar estados de cuentas de clientes.</w:t>
-      </w:r>
-    </w:p>
-    <w:p>
-      <w:pPr>
-        <w:pStyle w:val="Listaconvietas"/>
-        <w:tabs>
-          <w:tab w:val="clear" w:pos="360"/>
-          <w:tab w:val="num" w:pos="720"/>
-        </w:tabs>
-        <w:ind w:left="720"/>
-        <w:rPr>
-          <w:b/>
-          <w:bCs/>
-          <w:lang w:val="es-ES"/>
-        </w:rPr>
-      </w:pPr>
-      <w:r>
-        <w:rPr>
-          <w:lang w:val="es-ES" w:eastAsia="es-ES"/>
-        </w:rPr>
-        <w:t>Tecnologías: PHP nativo, Nuxt 2, ReactJs, MySQL, React Native (Expo)., Oracle, Python, Angular 18.</w:t>
-      </w:r>
-    </w:p>
-    <w:p>
-      <w:pPr>
-        <w:pStyle w:val="Listaconvietas"/>
-        <w:numPr>
-          <w:ilvl w:val="0"/>
-          <w:numId w:val="0"/>
-        </w:numPr>
-        <w:ind w:left="360" w:hanging="360"/>
-        <w:rPr>
-          <w:b/>
-          <w:bCs/>
-          <w:lang w:val="es-ES"/>
-        </w:rPr>
-      </w:pPr>
-    </w:p>
-    <w:p>
-      <w:pPr>
-        <w:pStyle w:val="Listaconvietas"/>
-        <w:rPr>
-          <w:b/>
-          <w:bCs/>
-        </w:rPr>
-      </w:pPr>
-      <w:r>
-        <w:rPr>
-          <w:b/>
-          <w:bCs/>
-        </w:rPr>
-        <w:t>Ceiboo Software Factory – Argentina (2023 – 2024)</w:t>
-      </w:r>
-    </w:p>
-    <w:p>
-      <w:pPr>
-        <w:pStyle w:val="Listaconvietas"/>
-        <w:tabs>
-          <w:tab w:val="clear" w:pos="360"/>
-          <w:tab w:val="num" w:pos="720"/>
-        </w:tabs>
-        <w:ind w:left="720"/>
-        <w:rPr>
-          <w:b/>
-          <w:bCs/>
-          <w:lang w:val="es-ES"/>
-        </w:rPr>
-      </w:pPr>
-      <w:r>
-        <w:rPr>
-          <w:lang w:val="es-ES"/>
-        </w:rPr>
-        <w:t>Desarrollo de un sistema de turnos para la secretaría de turismo de Gualeguaychú.</w:t>
-      </w:r>
-    </w:p>
-    <w:p>
-      <w:pPr>
-        <w:pStyle w:val="Listaconvietas"/>
-        <w:tabs>
-          <w:tab w:val="clear" w:pos="360"/>
-          <w:tab w:val="num" w:pos="720"/>
-        </w:tabs>
-        <w:ind w:left="720"/>
-        <w:rPr>
-          <w:b/>
-          <w:bCs/>
-          <w:lang w:val="es-ES"/>
-        </w:rPr>
-      </w:pPr>
-      <w:r>
-        <w:rPr>
-          <w:lang w:val="es-ES"/>
-        </w:rPr>
-        <w:t xml:space="preserve"> Tecnologías: PHP nativo, Laravel, NestJS, React, MySQL, React Native (Expo).</w:t>
-      </w:r>
-    </w:p>
-    <w:p>
-      <w:pPr>
-        <w:pStyle w:val="Listaconvietas"/>
-        <w:numPr>
-          <w:ilvl w:val="0"/>
-          <w:numId w:val="0"/>
-        </w:numPr>
-        <w:ind w:left="720"/>
-        <w:rPr>
-          <w:b/>
-          <w:bCs/>
-          <w:lang w:val="es-ES"/>
-        </w:rPr>
-      </w:pPr>
-    </w:p>
-    <w:p>
-      <w:pPr>
-        <w:pStyle w:val="Listaconvietas"/>
-        <w:rPr>
-          <w:b/>
-          <w:bCs/>
-          <w:lang w:val="es-ES"/>
-        </w:rPr>
-      </w:pPr>
-      <w:r>
-        <w:rPr>
-          <w:b/>
-          <w:bCs/>
-          <w:lang w:val="es-ES"/>
-        </w:rPr>
-        <w:t>Smartway – Argentina (2022 – 2023)</w:t>
-      </w:r>
-    </w:p>
-    <w:p>
-      <w:pPr>
-        <w:pStyle w:val="Listaconvietas"/>
-        <w:tabs>
-          <w:tab w:val="clear" w:pos="360"/>
-          <w:tab w:val="num" w:pos="720"/>
-        </w:tabs>
-        <w:ind w:left="720"/>
-        <w:rPr>
-          <w:b/>
-          <w:bCs/>
-          <w:lang w:val="es-ES"/>
-        </w:rPr>
-      </w:pPr>
-      <w:r>
-        <w:rPr>
-          <w:lang w:val="es-ES"/>
-        </w:rPr>
-        <w:t>Desarrollo de ecommerce en PrestaShop para la Secretaría de Agricultura.</w:t>
-      </w:r>
-    </w:p>
-    <w:p>
-      <w:pPr>
-        <w:pStyle w:val="Listaconvietas"/>
-        <w:tabs>
-          <w:tab w:val="num" w:pos="1897"/>
-        </w:tabs>
-        <w:ind w:left="720"/>
-        <w:rPr>
-          <w:lang w:val="es-ES"/>
-        </w:rPr>
-      </w:pPr>
-      <w:r>
-        <w:rPr>
-          <w:lang w:val="es-ES"/>
-        </w:rPr>
-        <w:t>Desarrollo de sistema de video consultas médicas para organizaciones gubernamentales.</w:t>
-      </w:r>
-    </w:p>
-    <w:p>
-      <w:pPr>
-        <w:pStyle w:val="Listaconvietas"/>
-        <w:tabs>
-          <w:tab w:val="num" w:pos="1897"/>
-        </w:tabs>
-        <w:ind w:left="720"/>
-      </w:pPr>
-      <w:r>
-        <w:t xml:space="preserve">Tecnologías: ReactJS, React Native </w:t>
-      </w:r>
-      <w:r>
-        <w:t>(Expo)</w:t>
-      </w:r>
-      <w:r>
-        <w:t>, MySQL, WebSockets, PHP, Symfony, TypeScript, Jitsi Meet, NestJS.</w:t>
-      </w:r>
-    </w:p>
-    <w:p>
-      <w:pPr>
-        <w:pStyle w:val="Listaconvietas"/>
-        <w:numPr>
-          <w:ilvl w:val="0"/>
-          <w:numId w:val="0"/>
-        </w:numPr>
-        <w:ind w:left="720"/>
-      </w:pPr>
-    </w:p>
-    <w:p>
-      <w:pPr>
-        <w:pStyle w:val="Listaconvietas"/>
-        <w:rPr>
-          <w:b/>
-          <w:bCs/>
-        </w:rPr>
-      </w:pPr>
-      <w:r>
-        <w:rPr>
-          <w:b/>
-          <w:bCs/>
-        </w:rPr>
-        <w:t>Proyecto Freelance – Chile (2022)</w:t>
-      </w:r>
-    </w:p>
-    <w:p>
-      <w:pPr>
-        <w:pStyle w:val="Listaconvietas"/>
-        <w:tabs>
-          <w:tab w:val="clear" w:pos="360"/>
-          <w:tab w:val="num" w:pos="720"/>
-        </w:tabs>
-        <w:ind w:left="720"/>
-        <w:rPr>
-          <w:b/>
-          <w:bCs/>
-          <w:lang w:val="es-ES"/>
-        </w:rPr>
-      </w:pPr>
-      <w:r>
-        <w:rPr>
-          <w:lang w:val="es-ES"/>
-        </w:rPr>
-        <w:t>Desarrollo de CRM para distribuidora DonHuesillo.</w:t>
-      </w:r>
-    </w:p>
-    <w:p>
-      <w:pPr>
-        <w:pStyle w:val="Listaconvietas"/>
-        <w:tabs>
-          <w:tab w:val="clear" w:pos="360"/>
-          <w:tab w:val="num" w:pos="720"/>
-        </w:tabs>
-        <w:ind w:left="720"/>
-        <w:rPr>
-          <w:b/>
-          <w:bCs/>
-          <w:lang w:val="es-ES"/>
-        </w:rPr>
-      </w:pPr>
-      <w:r>
-        <w:t>Frontend: ReactJS con Vite y Redux Toolkit; API: Laravel 9.</w:t>
-      </w:r>
-    </w:p>
-    <w:p>
-      <w:pPr>
-        <w:pStyle w:val="Listaconvietas"/>
-        <w:numPr>
-          <w:ilvl w:val="0"/>
-          <w:numId w:val="0"/>
-        </w:numPr>
-        <w:ind w:left="720"/>
-        <w:rPr>
-          <w:b/>
-          <w:bCs/>
-          <w:lang w:val="es-ES"/>
-        </w:rPr>
-      </w:pPr>
-    </w:p>
-    <w:p>
-      <w:pPr>
-        <w:pStyle w:val="Listaconvietas"/>
-        <w:rPr>
-          <w:b/>
-          <w:bCs/>
-        </w:rPr>
-      </w:pPr>
-      <w:r>
-        <w:rPr>
-          <w:b/>
-          <w:bCs/>
-        </w:rPr>
-        <w:t>Proyecto Freelance – Chile (2021 – 2022)</w:t>
-      </w:r>
-    </w:p>
-    <w:p>
-      <w:pPr>
-        <w:pStyle w:val="Listaconvietas"/>
-        <w:tabs>
-          <w:tab w:val="clear" w:pos="360"/>
-          <w:tab w:val="num" w:pos="720"/>
-        </w:tabs>
-        <w:ind w:left="720"/>
-        <w:rPr>
-          <w:b/>
-          <w:bCs/>
-          <w:lang w:val="es-ES"/>
-        </w:rPr>
-      </w:pPr>
-      <w:r>
-        <w:rPr>
-          <w:lang w:val="es-ES"/>
-        </w:rPr>
-        <w:t>Sistema de creación de documentos y contratos con firma digital para SinNorataria.</w:t>
-      </w:r>
-    </w:p>
-    <w:p>
-      <w:pPr>
-        <w:pStyle w:val="Listaconvietas"/>
-        <w:tabs>
-          <w:tab w:val="clear" w:pos="360"/>
-          <w:tab w:val="num" w:pos="720"/>
-        </w:tabs>
-        <w:ind w:left="720"/>
-        <w:rPr>
-          <w:b/>
-          <w:bCs/>
-          <w:lang w:val="es-ES"/>
-        </w:rPr>
-      </w:pPr>
-      <w:r>
-        <w:t>Tecnologías: ReactJS, Redux Toolkit, NestJS.</w:t>
-      </w:r>
-    </w:p>
-    <w:p>
-      <w:pPr>
-        <w:pStyle w:val="Listaconvietas"/>
-        <w:numPr>
-          <w:ilvl w:val="0"/>
-          <w:numId w:val="0"/>
-        </w:numPr>
-        <w:ind w:left="720"/>
-        <w:rPr>
-          <w:b/>
-          <w:bCs/>
-          <w:lang w:val="es-ES"/>
-        </w:rPr>
-      </w:pPr>
-    </w:p>
-    <w:p>
-      <w:pPr>
-        <w:pStyle w:val="Listaconvietas"/>
-        <w:rPr>
-          <w:b/>
-          <w:bCs/>
-        </w:rPr>
-      </w:pPr>
-      <w:r>
-        <w:rPr>
-          <w:b/>
-          <w:bCs/>
-        </w:rPr>
-        <w:t>Omnix Solutions – USA (2020 – 2022)</w:t>
-      </w:r>
-    </w:p>
-    <w:p>
-      <w:pPr>
-        <w:pStyle w:val="Listaconvietas"/>
-        <w:tabs>
-          <w:tab w:val="clear" w:pos="360"/>
-          <w:tab w:val="num" w:pos="720"/>
-        </w:tabs>
-        <w:ind w:left="720"/>
-        <w:rPr>
-          <w:b/>
-          <w:bCs/>
-          <w:lang w:val="es-ES"/>
-        </w:rPr>
-      </w:pPr>
-      <w:r>
-        <w:rPr>
-          <w:lang w:val="es-ES"/>
-        </w:rPr>
-        <w:t>Desarrollo de aplicación web de gestión de recursos humanos.</w:t>
-      </w:r>
-    </w:p>
-    <w:p>
-      <w:pPr>
-        <w:pStyle w:val="Listaconvietas"/>
-        <w:tabs>
-          <w:tab w:val="num" w:pos="1897"/>
-        </w:tabs>
-        <w:ind w:left="720"/>
-        <w:rPr>
-          <w:lang w:val="es-ES"/>
-        </w:rPr>
-      </w:pPr>
-      <w:r>
-        <w:rPr>
-          <w:lang w:val="es-ES"/>
-        </w:rPr>
-        <w:t>Migración de Laravel a ReactJS y desarrollo de API en NextJS.</w:t>
-      </w:r>
-    </w:p>
-    <w:p>
-      <w:pPr>
-        <w:pStyle w:val="Listaconvietas"/>
-        <w:tabs>
-          <w:tab w:val="num" w:pos="1897"/>
-        </w:tabs>
-        <w:ind w:left="720"/>
-      </w:pPr>
-      <w:r>
-        <w:t>Tecnologías: Laravel 7, MySQL, PHP 7.4, JavaScript, jQuery, ReactJS, NextJS, TypeORM, Express.</w:t>
-      </w:r>
-    </w:p>
-    <w:p>
-      <w:pPr>
-        <w:pStyle w:val="Listaconvietas"/>
-        <w:numPr>
-          <w:ilvl w:val="0"/>
-          <w:numId w:val="0"/>
-        </w:numPr>
-        <w:ind w:left="720"/>
-      </w:pPr>
-    </w:p>
-    <w:p>
-      <w:pPr>
-        <w:pStyle w:val="Listaconvietas"/>
-        <w:rPr>
-          <w:b/>
-          <w:bCs/>
-          <w:lang w:val="es-ES"/>
-        </w:rPr>
-      </w:pPr>
-      <w:r>
-        <w:rPr>
-          <w:b/>
-          <w:bCs/>
-          <w:lang w:val="es-ES"/>
-        </w:rPr>
-        <w:lastRenderedPageBreak/>
-        <w:t>Gestión de Emprendimiento Deportivo (SportClub) – Argentina (2019 – 2021)</w:t>
-      </w:r>
-    </w:p>
-    <w:p>
-      <w:pPr>
-        <w:pStyle w:val="Listaconvietas"/>
-        <w:tabs>
-          <w:tab w:val="clear" w:pos="360"/>
-          <w:tab w:val="num" w:pos="720"/>
-        </w:tabs>
-        <w:ind w:left="720"/>
-        <w:rPr>
-          <w:lang w:val="es-ES"/>
-        </w:rPr>
-      </w:pPr>
-      <w:r>
-        <w:rPr>
-          <w:lang w:val="es-ES"/>
-        </w:rPr>
-        <w:t>Soporte y desarrollo de sistema interno de pagos y registros de socios.</w:t>
-      </w:r>
-    </w:p>
-    <w:p>
-      <w:pPr>
-        <w:pStyle w:val="Listaconvietas"/>
-        <w:tabs>
-          <w:tab w:val="clear" w:pos="360"/>
-          <w:tab w:val="num" w:pos="720"/>
-        </w:tabs>
-        <w:ind w:left="720"/>
-      </w:pPr>
-      <w:r>
-        <w:t>Tecnologías: Laravel 7, MySQL, MongoDB, Flutter, JavaScript, jQuery, NodeJS, React Native.</w:t>
-      </w:r>
-    </w:p>
-    <w:p>
-      <w:pPr>
-        <w:pStyle w:val="Listaconvietas"/>
-        <w:numPr>
-          <w:ilvl w:val="0"/>
-          <w:numId w:val="0"/>
-        </w:numPr>
-        <w:ind w:left="720"/>
-      </w:pPr>
-    </w:p>
-    <w:p>
-      <w:pPr>
-        <w:pStyle w:val="Listaconvietas"/>
-        <w:rPr>
-          <w:b/>
-          <w:bCs/>
-          <w:lang w:val="es-ES"/>
-        </w:rPr>
-      </w:pPr>
-      <w:r>
-        <w:rPr>
-          <w:b/>
-          <w:bCs/>
-          <w:lang w:val="es-ES"/>
-        </w:rPr>
-        <w:t>Digisalud</w:t>
-      </w:r>
-      <w:r>
-        <w:rPr>
-          <w:b/>
-          <w:bCs/>
-          <w:lang w:val="es-ES"/>
-        </w:rPr>
-        <w:t xml:space="preserve"> – Venezuela</w:t>
-      </w:r>
-      <w:r>
-        <w:rPr>
-          <w:b/>
-          <w:bCs/>
-          <w:lang w:val="es-ES"/>
-        </w:rPr>
-        <w:t xml:space="preserve"> (2018 – 2019)</w:t>
-      </w:r>
-    </w:p>
-    <w:p>
-      <w:pPr>
-        <w:pStyle w:val="Listaconvietas"/>
-        <w:tabs>
-          <w:tab w:val="clear" w:pos="360"/>
-          <w:tab w:val="num" w:pos="720"/>
-        </w:tabs>
-        <w:ind w:left="720"/>
-        <w:rPr>
-          <w:b/>
-          <w:bCs/>
-          <w:lang w:val="es-ES"/>
-        </w:rPr>
-      </w:pPr>
-      <w:r>
-        <w:rPr>
-          <w:lang w:val="es-ES"/>
-        </w:rPr>
-        <w:t>App móvil para registro offline y sincronización de pesquisas en salud.</w:t>
-      </w:r>
-    </w:p>
-    <w:p>
-      <w:pPr>
-        <w:pStyle w:val="Listaconvietas"/>
-        <w:tabs>
-          <w:tab w:val="clear" w:pos="360"/>
-          <w:tab w:val="num" w:pos="720"/>
-        </w:tabs>
-        <w:ind w:left="720"/>
-        <w:rPr>
-          <w:b/>
-          <w:bCs/>
-          <w:lang w:val="es-ES"/>
-        </w:rPr>
-      </w:pPr>
-      <w:r>
-        <w:rPr>
-          <w:lang w:val="es-ES"/>
-        </w:rPr>
-        <w:t>Desarrollo web para cargas masivas desde Excel.</w:t>
-      </w:r>
-    </w:p>
-    <w:p>
-      <w:pPr>
-        <w:pStyle w:val="Listaconvietas"/>
-        <w:tabs>
-          <w:tab w:val="clear" w:pos="360"/>
-          <w:tab w:val="num" w:pos="720"/>
-        </w:tabs>
-        <w:ind w:left="720"/>
-        <w:rPr>
-          <w:b/>
-          <w:bCs/>
-          <w:lang w:val="es-ES"/>
-        </w:rPr>
-      </w:pPr>
-      <w:r>
-        <w:rPr>
-          <w:lang w:val="es-ES"/>
-        </w:rPr>
-        <w:t>Tecnologías: Flutter, MySQL, PHP Nativo, JavaScript, jQuery.</w:t>
-      </w:r>
-    </w:p>
-    <w:p>
-      <w:pPr>
-        <w:pStyle w:val="Listaconvietas"/>
-        <w:numPr>
-          <w:ilvl w:val="0"/>
-          <w:numId w:val="0"/>
-        </w:numPr>
-        <w:ind w:left="720"/>
-        <w:rPr>
-          <w:b/>
-          <w:bCs/>
-          <w:lang w:val="es-ES"/>
-        </w:rPr>
-      </w:pPr>
-    </w:p>
-    <w:p>
-      <w:pPr>
-        <w:pStyle w:val="Listaconvietas"/>
-        <w:rPr>
-          <w:b/>
-          <w:bCs/>
-        </w:rPr>
-      </w:pPr>
-      <w:r>
-        <w:rPr>
-          <w:b/>
-          <w:bCs/>
-        </w:rPr>
-        <w:t>Antilope Lab</w:t>
-      </w:r>
-      <w:r>
-        <w:rPr>
-          <w:b/>
-          <w:bCs/>
-        </w:rPr>
-        <w:t xml:space="preserve"> </w:t>
-      </w:r>
-      <w:r>
-        <w:rPr>
-          <w:b/>
-          <w:bCs/>
-          <w:lang w:val="es-ES"/>
-        </w:rPr>
-        <w:t>– Venezuela</w:t>
-      </w:r>
-      <w:r>
-        <w:rPr>
-          <w:b/>
-          <w:bCs/>
-        </w:rPr>
-        <w:t xml:space="preserve"> (2016 – 2020)</w:t>
-      </w:r>
-    </w:p>
-    <w:p>
-      <w:pPr>
-        <w:pStyle w:val="Listaconvietas"/>
-        <w:tabs>
-          <w:tab w:val="clear" w:pos="360"/>
-          <w:tab w:val="num" w:pos="720"/>
-        </w:tabs>
-        <w:ind w:left="720"/>
-        <w:rPr>
-          <w:b/>
-          <w:bCs/>
-          <w:lang w:val="es-ES"/>
-        </w:rPr>
-      </w:pPr>
-      <w:r>
-        <w:rPr>
-          <w:lang w:val="es-ES"/>
-        </w:rPr>
-        <w:t>Sistema de inscripción nacional para Fe y Alegría.</w:t>
-      </w:r>
-    </w:p>
-    <w:p>
-      <w:pPr>
-        <w:pStyle w:val="Listaconvietas"/>
-        <w:tabs>
-          <w:tab w:val="clear" w:pos="360"/>
-          <w:tab w:val="num" w:pos="720"/>
-        </w:tabs>
-        <w:ind w:left="720"/>
-        <w:rPr>
-          <w:b/>
-          <w:bCs/>
-          <w:lang w:val="es-ES"/>
-        </w:rPr>
-      </w:pPr>
-      <w:r>
-        <w:rPr>
-          <w:lang w:val="es-ES"/>
-        </w:rPr>
-        <w:t>App de solicitud de pedidos para distribuidoras.</w:t>
-      </w:r>
-    </w:p>
-    <w:p>
-      <w:pPr>
-        <w:pStyle w:val="Listaconvietas"/>
-        <w:tabs>
-          <w:tab w:val="clear" w:pos="360"/>
-          <w:tab w:val="num" w:pos="720"/>
-        </w:tabs>
-        <w:ind w:left="720"/>
-        <w:rPr>
-          <w:b/>
-          <w:bCs/>
-          <w:lang w:val="es-ES"/>
-        </w:rPr>
-      </w:pPr>
-      <w:r>
-        <w:rPr>
-          <w:lang w:val="es-ES"/>
-        </w:rPr>
-        <w:t>App desktop offline con sincronización para registros médicos.</w:t>
-      </w:r>
-    </w:p>
-    <w:p>
-      <w:pPr>
-        <w:pStyle w:val="Listaconvietas"/>
-        <w:tabs>
-          <w:tab w:val="clear" w:pos="360"/>
-          <w:tab w:val="num" w:pos="720"/>
-        </w:tabs>
-        <w:ind w:left="720"/>
-        <w:rPr>
-          <w:b/>
-          <w:bCs/>
-          <w:lang w:val="es-ES"/>
-        </w:rPr>
-      </w:pPr>
-      <w:r>
-        <w:t>Tecnologías: Laravel 7, MySQL, JavaScript, jQuery, Flutter.</w:t>
-      </w:r>
-    </w:p>
-    <w:p>
-      <w:pPr>
-        <w:pStyle w:val="Listaconvietas"/>
-        <w:numPr>
-          <w:ilvl w:val="0"/>
-          <w:numId w:val="0"/>
-        </w:numPr>
-        <w:ind w:left="720"/>
-        <w:rPr>
-          <w:b/>
-          <w:bCs/>
-          <w:lang w:val="es-ES"/>
-        </w:rPr>
-      </w:pPr>
-    </w:p>
-    <w:p>
-      <w:pPr>
-        <w:pStyle w:val="Listaconvietas"/>
-        <w:rPr>
-          <w:b/>
-          <w:bCs/>
-        </w:rPr>
-      </w:pPr>
-      <w:r>
-        <w:rPr>
-          <w:b/>
-          <w:bCs/>
-        </w:rPr>
-        <w:t>Softech Consultores</w:t>
-      </w:r>
-      <w:r>
-        <w:rPr>
-          <w:b/>
-          <w:bCs/>
-        </w:rPr>
-        <w:t xml:space="preserve"> </w:t>
-      </w:r>
-      <w:r>
-        <w:rPr>
-          <w:b/>
-          <w:bCs/>
-          <w:lang w:val="es-ES"/>
-        </w:rPr>
-        <w:t>– Venezuela</w:t>
-      </w:r>
-      <w:r>
-        <w:rPr>
-          <w:b/>
-          <w:bCs/>
-        </w:rPr>
-        <w:t xml:space="preserve"> (2014 – 2015)</w:t>
-      </w:r>
-    </w:p>
-    <w:p>
-      <w:pPr>
-        <w:pStyle w:val="Listaconvietas"/>
-        <w:tabs>
-          <w:tab w:val="clear" w:pos="360"/>
-          <w:tab w:val="num" w:pos="720"/>
-        </w:tabs>
-        <w:ind w:left="720"/>
-        <w:rPr>
-          <w:b/>
-          <w:bCs/>
-          <w:lang w:val="es-ES"/>
-        </w:rPr>
-      </w:pPr>
-      <w:r>
-        <w:rPr>
-          <w:lang w:val="es-ES"/>
-        </w:rPr>
-        <w:t>Desarrollo de funcionalidades en sistema Profit Plus.</w:t>
-      </w:r>
-    </w:p>
-    <w:p>
-      <w:pPr>
-        <w:pStyle w:val="Listaconvietas"/>
-        <w:tabs>
-          <w:tab w:val="clear" w:pos="360"/>
-          <w:tab w:val="num" w:pos="720"/>
-        </w:tabs>
-        <w:ind w:left="720"/>
-        <w:rPr>
-          <w:b/>
-          <w:bCs/>
-          <w:lang w:val="es-ES"/>
-        </w:rPr>
-      </w:pPr>
-      <w:r>
-        <w:rPr>
-          <w:lang w:val="es-ES"/>
-        </w:rPr>
-        <w:t>Creación de reportes con Crystal Reports.</w:t>
-      </w:r>
-    </w:p>
-    <w:p>
-      <w:pPr>
-        <w:pStyle w:val="Listaconvietas"/>
-        <w:tabs>
-          <w:tab w:val="clear" w:pos="360"/>
-          <w:tab w:val="num" w:pos="720"/>
-        </w:tabs>
-        <w:ind w:left="720"/>
-        <w:rPr>
-          <w:b/>
-          <w:bCs/>
-          <w:lang w:val="es-ES"/>
-        </w:rPr>
-      </w:pPr>
-      <w:r>
-        <w:t>Tecnologías: Visual FoxPro, C#, SQL Server, Crystal Reports.</w:t>
-      </w:r>
-    </w:p>
-    <w:p>
-      <w:pPr>
-        <w:pStyle w:val="Listaconvietas"/>
-        <w:numPr>
-          <w:ilvl w:val="0"/>
-          <w:numId w:val="0"/>
-        </w:numPr>
-        <w:ind w:left="720"/>
-        <w:rPr>
-          <w:b/>
-          <w:bCs/>
-          <w:lang w:val="es-ES"/>
-        </w:rPr>
-      </w:pPr>
-    </w:p>
-    <w:p>
-      <w:pPr>
-        <w:pStyle w:val="Listaconvietas"/>
-        <w:rPr>
-          <w:b/>
-          <w:bCs/>
-        </w:rPr>
-      </w:pPr>
-      <w:r>
-        <w:rPr>
-          <w:b/>
-          <w:bCs/>
-        </w:rPr>
-        <w:t xml:space="preserve">Datapronet Consultores </w:t>
-      </w:r>
-      <w:r>
-        <w:rPr>
-          <w:b/>
-          <w:bCs/>
-          <w:lang w:val="es-ES"/>
-        </w:rPr>
-        <w:t>– Venezuela</w:t>
-      </w:r>
-      <w:r>
-        <w:rPr>
-          <w:b/>
-          <w:bCs/>
-        </w:rPr>
-        <w:t xml:space="preserve"> </w:t>
-      </w:r>
-      <w:r>
-        <w:rPr>
-          <w:b/>
-          <w:bCs/>
-        </w:rPr>
-        <w:t>(2011 – 2014)</w:t>
-      </w:r>
-    </w:p>
-    <w:p>
-      <w:pPr>
-        <w:pStyle w:val="Listaconvietas"/>
-        <w:tabs>
-          <w:tab w:val="clear" w:pos="360"/>
-          <w:tab w:val="num" w:pos="720"/>
-        </w:tabs>
-        <w:ind w:left="720"/>
-        <w:rPr>
-          <w:b/>
-          <w:bCs/>
-          <w:lang w:val="es-ES"/>
-        </w:rPr>
-      </w:pPr>
-      <w:r>
-        <w:rPr>
-          <w:lang w:val="es-ES"/>
-        </w:rPr>
-        <w:t>Soporte y desarrollo de módulos del sistema Adaptapro.</w:t>
-      </w:r>
-    </w:p>
-    <w:p>
-      <w:pPr>
-        <w:pStyle w:val="Listaconvietas"/>
-        <w:tabs>
-          <w:tab w:val="clear" w:pos="360"/>
-          <w:tab w:val="num" w:pos="720"/>
-        </w:tabs>
-        <w:ind w:left="720"/>
-        <w:rPr>
-          <w:b/>
-          <w:bCs/>
-          <w:lang w:val="es-ES"/>
-        </w:rPr>
-      </w:pPr>
-      <w:r>
-        <w:rPr>
-          <w:lang w:val="es-ES"/>
-        </w:rPr>
-        <w:t>Soporte a tiendas Zara, Pull &amp; Bear, Bershka con sistemas POS y SAP.</w:t>
-      </w:r>
-    </w:p>
-    <w:p>
-      <w:pPr>
-        <w:pStyle w:val="Listaconvietas"/>
-        <w:tabs>
-          <w:tab w:val="clear" w:pos="360"/>
-          <w:tab w:val="num" w:pos="720"/>
-        </w:tabs>
-        <w:ind w:left="720"/>
-        <w:rPr>
-          <w:b/>
-          <w:bCs/>
-          <w:lang w:val="es-ES"/>
-        </w:rPr>
-      </w:pPr>
-      <w:r>
-        <w:t>Tecnologías: DPXBASE, MySQL, SQL Server, Visual Basic 6, VB.NET, C#.</w:t>
-      </w:r>
-    </w:p>
-    <w:p>
-      <w:pPr>
-        <w:pStyle w:val="Listaconvietas2"/>
-        <w:numPr>
-          <w:ilvl w:val="0"/>
-          <w:numId w:val="0"/>
-        </w:numPr>
-        <w:ind w:left="720" w:hanging="360"/>
-      </w:pPr>
-    </w:p>
-    <w:p>
-      <w:pPr>
-        <w:pStyle w:val="Listaconvietas2"/>
-        <w:numPr>
-          <w:ilvl w:val="0"/>
-          <w:numId w:val="0"/>
-        </w:numPr>
-        <w:ind w:left="720" w:hanging="360"/>
-      </w:pPr>
-    </w:p>
-    <w:p>
-      <w:pPr>
-        <w:pStyle w:val="Ttulo1"/>
-      </w:pPr>
-      <w:r>
-        <w:t>Proyectos Destacados</w:t>
-      </w:r>
-    </w:p>
-    <w:p>
-      <w:pPr>
-        <w:pStyle w:val="Prrafodelista"/>
-        <w:numPr>
-          <w:ilvl w:val="0"/>
-          <w:numId w:val="10"/>
-        </w:numPr>
-        <w:rPr>
-          <w:lang w:val="es-ES"/>
-        </w:rPr>
-      </w:pPr>
-      <w:r>
-        <w:rPr>
-          <w:lang w:val="es-ES"/>
-        </w:rPr>
-        <w:t>Plataforma Web &amp; Móvil para Administración, Ecommerce y Delivery</w:t>
-      </w:r>
-      <w:r>
-        <w:rPr>
-          <w:lang w:val="es-ES"/>
-        </w:rPr>
-        <w:t xml:space="preserve"> </w:t>
-      </w:r>
-      <w:r>
-        <w:rPr>
-          <w:lang w:val="es-ES"/>
-        </w:rPr>
-        <w:t xml:space="preserve">– Chile (2023-2025) </w:t>
-      </w:r>
-    </w:p>
-    <w:p>
-      <w:pPr>
-        <w:pStyle w:val="Prrafodelista"/>
-        <w:numPr>
-          <w:ilvl w:val="1"/>
-          <w:numId w:val="10"/>
-        </w:numPr>
-        <w:rPr>
-          <w:lang w:val="es-ES"/>
-        </w:rPr>
-      </w:pPr>
-      <w:r>
-        <w:rPr>
-          <w:lang w:val="es-ES"/>
-        </w:rPr>
-        <w:t>Diseñé e implementé una solución completa compuesta por:</w:t>
-      </w:r>
-    </w:p>
-    <w:p>
-      <w:pPr>
-        <w:pStyle w:val="Prrafodelista"/>
-        <w:numPr>
-          <w:ilvl w:val="2"/>
-          <w:numId w:val="10"/>
-        </w:numPr>
-        <w:rPr>
-          <w:lang w:val="es-ES"/>
-        </w:rPr>
-      </w:pPr>
-      <w:r>
-        <w:rPr>
-          <w:lang w:val="es-ES"/>
-        </w:rPr>
-        <w:t>Un panel de administración web para gestión de productos, pedidos, usuarios y logística.</w:t>
-      </w:r>
-    </w:p>
-    <w:p>
-      <w:pPr>
-        <w:pStyle w:val="Prrafodelista"/>
-        <w:numPr>
-          <w:ilvl w:val="2"/>
-          <w:numId w:val="10"/>
-        </w:numPr>
-        <w:rPr>
-          <w:lang w:val="es-ES"/>
-        </w:rPr>
-      </w:pPr>
-      <w:r>
-        <w:rPr>
-          <w:lang w:val="es-ES"/>
-        </w:rPr>
-        <w:t>Una aplicación móvil para delivery (React Native) con mapas y estado de envíos en tiempo real.</w:t>
-      </w:r>
-    </w:p>
-    <w:p>
-      <w:pPr>
-        <w:pStyle w:val="Prrafodelista"/>
-        <w:numPr>
-          <w:ilvl w:val="2"/>
-          <w:numId w:val="10"/>
-        </w:numPr>
-        <w:rPr>
-          <w:lang w:val="es-ES"/>
-        </w:rPr>
-      </w:pPr>
-      <w:r>
-        <w:rPr>
-          <w:lang w:val="es-ES"/>
-        </w:rPr>
-        <w:t>Una app cliente para usuarios finales donde pueden explorar productos, hacer compras, guardar favoritos y recibir notificaciones push.</w:t>
-      </w:r>
-    </w:p>
-    <w:p>
-      <w:pPr>
-        <w:pStyle w:val="Prrafodelista"/>
-        <w:numPr>
-          <w:ilvl w:val="1"/>
-          <w:numId w:val="10"/>
-        </w:numPr>
-      </w:pPr>
-      <w:r>
-        <w:t xml:space="preserve">Tecnologías utilizadas: </w:t>
-      </w:r>
-      <w:r>
-        <w:rPr>
-          <w:b/>
-          <w:bCs/>
-        </w:rPr>
-        <w:t>ReactJS , React Native (Expo) , NestJS , MySQL , Firebase (Authentication / Push Notifications) , Google Maps API , Redux Toolkit .</w:t>
-      </w:r>
-    </w:p>
-    <w:p>
-      <w:pPr>
-        <w:pStyle w:val="Prrafodelista"/>
-        <w:numPr>
-          <w:ilvl w:val="1"/>
-          <w:numId w:val="10"/>
-        </w:numPr>
-        <w:rPr>
-          <w:lang w:val="es-ES"/>
-        </w:rPr>
-      </w:pPr>
-      <w:r>
-        <w:rPr>
-          <w:lang w:val="es-ES"/>
-        </w:rPr>
-        <w:lastRenderedPageBreak/>
-        <w:t>Características clave:</w:t>
-      </w:r>
-    </w:p>
-    <w:p>
-      <w:pPr>
-        <w:pStyle w:val="Prrafodelista"/>
-        <w:numPr>
-          <w:ilvl w:val="2"/>
-          <w:numId w:val="10"/>
-        </w:numPr>
-        <w:rPr>
-          <w:lang w:val="es-ES"/>
-        </w:rPr>
-      </w:pPr>
-      <w:r>
-        <w:rPr>
-          <w:lang w:val="es-ES"/>
-        </w:rPr>
-        <w:t>Autenticación segura con roles (admin, repartidor, usuario).</w:t>
-      </w:r>
-    </w:p>
-    <w:p>
-      <w:pPr>
-        <w:pStyle w:val="Prrafodelista"/>
-        <w:numPr>
-          <w:ilvl w:val="2"/>
-          <w:numId w:val="10"/>
-        </w:numPr>
-        <w:rPr>
-          <w:lang w:val="es-ES"/>
-        </w:rPr>
-      </w:pPr>
-      <w:r>
-        <w:rPr>
-          <w:lang w:val="es-ES"/>
-        </w:rPr>
-        <w:t>Sistema de carrito de compras persistente.</w:t>
-      </w:r>
-    </w:p>
-    <w:p>
-      <w:pPr>
-        <w:pStyle w:val="Prrafodelista"/>
-        <w:numPr>
-          <w:ilvl w:val="2"/>
-          <w:numId w:val="10"/>
-        </w:numPr>
-        <w:rPr>
-          <w:lang w:val="es-ES"/>
-        </w:rPr>
-      </w:pPr>
-      <w:r>
-        <w:rPr>
-          <w:lang w:val="es-ES"/>
-        </w:rPr>
-        <w:t>Seguimiento de pedidos en tiempo real desde ambas apps móviles.</w:t>
-      </w:r>
-    </w:p>
-    <w:p>
-      <w:pPr>
-        <w:pStyle w:val="Prrafodelista"/>
-        <w:numPr>
-          <w:ilvl w:val="2"/>
-          <w:numId w:val="10"/>
-        </w:numPr>
-        <w:rPr>
-          <w:lang w:val="es-ES"/>
-        </w:rPr>
-      </w:pPr>
-      <w:r>
-        <w:rPr>
-          <w:lang w:val="es-ES"/>
-        </w:rPr>
-        <w:t>Notificaciones push automatizadas para cambios de estado de pedido.</w:t>
-      </w:r>
-    </w:p>
-    <w:p>
-      <w:pPr>
-        <w:pStyle w:val="Prrafodelista"/>
-        <w:numPr>
-          <w:ilvl w:val="1"/>
-          <w:numId w:val="10"/>
-        </w:numPr>
-        <w:rPr>
-          <w:lang w:val="es-ES"/>
-        </w:rPr>
-      </w:pPr>
-      <w:r>
-        <w:rPr>
-          <w:lang w:val="es-ES"/>
-        </w:rPr>
-        <w:t>Resultado: Solución escalable usada por más de 500 usuarios activos al mes, con soporte multiplataforma (iOS, Android, Web).</w:t>
-      </w:r>
-    </w:p>
-    <w:p>
-      <w:pPr>
-        <w:pStyle w:val="Prrafodelista"/>
-        <w:ind w:left="1440"/>
-        <w:rPr>
-          <w:lang w:val="es-ES"/>
-        </w:rPr>
-      </w:pPr>
-    </w:p>
-    <w:p>
-      <w:pPr>
-        <w:pStyle w:val="Prrafodelista"/>
-        <w:numPr>
-          <w:ilvl w:val="0"/>
-          <w:numId w:val="10"/>
-        </w:numPr>
-        <w:rPr>
-          <w:lang w:val="es-ES"/>
-        </w:rPr>
-      </w:pPr>
-      <w:r>
-        <w:rPr>
-          <w:lang w:val="es-ES"/>
-        </w:rPr>
-        <w:t xml:space="preserve">Sistema de Videoconsultas Médicas – Argentina (2022 – 2023)  </w:t>
-      </w:r>
-    </w:p>
-    <w:p>
-      <w:pPr>
-        <w:pStyle w:val="Prrafodelista"/>
-        <w:numPr>
-          <w:ilvl w:val="1"/>
-          <w:numId w:val="10"/>
-        </w:numPr>
-        <w:rPr>
-          <w:lang w:val="es-ES"/>
-        </w:rPr>
-      </w:pPr>
-      <w:r>
-        <w:rPr>
-          <w:lang w:val="es-ES"/>
-        </w:rPr>
-        <w:t xml:space="preserve">Plataforma web y móvil para videoconsultas médicas seguras integrada con Jitsi Meet. </w:t>
-      </w:r>
-    </w:p>
-    <w:p>
-      <w:pPr>
-        <w:pStyle w:val="Prrafodelista"/>
-        <w:numPr>
-          <w:ilvl w:val="1"/>
-          <w:numId w:val="10"/>
-        </w:numPr>
-      </w:pPr>
-      <w:r>
-        <w:t xml:space="preserve">Tecnologías: </w:t>
-      </w:r>
-      <w:r>
-        <w:rPr>
-          <w:b/>
-          <w:bCs/>
-        </w:rPr>
-        <w:t>ReactJS, React Native (Expo), WebSockets, NestJS, MySQL.</w:t>
-      </w:r>
-    </w:p>
-    <w:p>
-      <w:pPr>
-        <w:pStyle w:val="Prrafodelista"/>
-        <w:numPr>
-          <w:ilvl w:val="1"/>
-          <w:numId w:val="10"/>
-        </w:numPr>
-        <w:rPr>
-          <w:lang w:val="es-ES"/>
-        </w:rPr>
-      </w:pPr>
-      <w:r>
-        <w:rPr>
-          <w:lang w:val="es-ES"/>
-        </w:rPr>
-        <w:t>Resultado: Reducción del 40% en tiempos de espera en atención remota.</w:t>
-      </w:r>
-    </w:p>
-    <w:p>
-      <w:pPr>
-        <w:pStyle w:val="Prrafodelista"/>
-        <w:numPr>
-          <w:ilvl w:val="0"/>
-          <w:numId w:val="10"/>
-        </w:numPr>
-        <w:rPr>
-          <w:lang w:val="es-ES"/>
-        </w:rPr>
-      </w:pPr>
-      <w:r>
-        <w:rPr>
-          <w:lang w:val="es-ES"/>
-        </w:rPr>
-        <w:t xml:space="preserve">Tienda Online para Secretaría de Agricultura – Argentina (2022)  </w:t>
-      </w:r>
-    </w:p>
-    <w:p>
-      <w:pPr>
-        <w:pStyle w:val="Prrafodelista"/>
-        <w:numPr>
-          <w:ilvl w:val="1"/>
-          <w:numId w:val="10"/>
-        </w:numPr>
-        <w:rPr>
-          <w:lang w:val="es-ES"/>
-        </w:rPr>
-      </w:pPr>
-      <w:r>
-        <w:rPr>
-          <w:lang w:val="es-ES"/>
-        </w:rPr>
-        <w:t xml:space="preserve">E-commerce desarrollado en PrestaShop con componentes personalizados.  </w:t>
-      </w:r>
-    </w:p>
-    <w:p>
-      <w:pPr>
-        <w:pStyle w:val="Prrafodelista"/>
-        <w:numPr>
-          <w:ilvl w:val="1"/>
-          <w:numId w:val="10"/>
-        </w:numPr>
-        <w:rPr>
-          <w:lang w:val="es-ES"/>
-        </w:rPr>
-      </w:pPr>
-      <w:r>
-        <w:rPr>
-          <w:lang w:val="es-ES"/>
-        </w:rPr>
-        <w:t xml:space="preserve">Tecnologías: </w:t>
-      </w:r>
-      <w:r>
-        <w:rPr>
-          <w:b/>
-          <w:bCs/>
-          <w:lang w:val="es-ES"/>
-        </w:rPr>
-        <w:t xml:space="preserve">PHP, Symfony, MySQL. </w:t>
-      </w:r>
-      <w:r>
-        <w:rPr>
-          <w:lang w:val="es-ES"/>
-        </w:rPr>
-        <w:t xml:space="preserve"> </w:t>
-      </w:r>
-    </w:p>
-    <w:p>
-      <w:pPr>
-        <w:pStyle w:val="Prrafodelista"/>
-        <w:numPr>
-          <w:ilvl w:val="1"/>
-          <w:numId w:val="10"/>
-        </w:numPr>
-        <w:rPr>
-          <w:lang w:val="es-ES"/>
-        </w:rPr>
-      </w:pPr>
-      <w:r>
-        <w:rPr>
-          <w:lang w:val="es-ES"/>
-        </w:rPr>
-        <w:t>Resultado: Incremento del 60% en ventas online durante los primeros 3 meses.</w:t>
-      </w:r>
-    </w:p>
-    <w:p>
-      <w:pPr>
-        <w:pStyle w:val="Prrafodelista"/>
-        <w:numPr>
-          <w:ilvl w:val="0"/>
-          <w:numId w:val="10"/>
-        </w:numPr>
-        <w:rPr>
-          <w:lang w:val="es-ES"/>
-        </w:rPr>
-      </w:pPr>
-      <w:r>
-        <w:rPr>
-          <w:lang w:val="es-ES"/>
-        </w:rPr>
-        <w:t xml:space="preserve">Sistema Integral de Documentos Legales – Chile (2021 – 2022)  </w:t>
-      </w:r>
-    </w:p>
-    <w:p>
-      <w:pPr>
-        <w:pStyle w:val="Prrafodelista"/>
-        <w:numPr>
-          <w:ilvl w:val="1"/>
-          <w:numId w:val="10"/>
-        </w:numPr>
-        <w:rPr>
-          <w:lang w:val="es-ES"/>
-        </w:rPr>
-      </w:pPr>
-      <w:r>
-        <w:rPr>
-          <w:lang w:val="es-ES"/>
-        </w:rPr>
-        <w:t xml:space="preserve">Aplicación web para creación automática de contratos con firma digital.  </w:t>
-      </w:r>
-    </w:p>
-    <w:p>
-      <w:pPr>
-        <w:pStyle w:val="Prrafodelista"/>
-        <w:numPr>
-          <w:ilvl w:val="1"/>
-          <w:numId w:val="10"/>
-        </w:numPr>
-        <w:rPr>
-          <w:lang w:val="es-ES"/>
-        </w:rPr>
-      </w:pPr>
-      <w:r>
-        <w:rPr>
-          <w:lang w:val="es-ES"/>
-        </w:rPr>
-        <w:t xml:space="preserve">Tecnologías: </w:t>
-      </w:r>
-      <w:r>
-        <w:rPr>
-          <w:b/>
-          <w:bCs/>
-          <w:lang w:val="es-ES"/>
-        </w:rPr>
-        <w:t xml:space="preserve">ReactJS, Redux Toolkit, NestJS. </w:t>
-      </w:r>
-      <w:r>
-        <w:rPr>
-          <w:lang w:val="es-ES"/>
-        </w:rPr>
-        <w:t xml:space="preserve"> </w:t>
-      </w:r>
-    </w:p>
-    <w:p>
-      <w:pPr>
-        <w:pStyle w:val="Prrafodelista"/>
-        <w:numPr>
-          <w:ilvl w:val="1"/>
-          <w:numId w:val="10"/>
-        </w:numPr>
-        <w:rPr>
-          <w:lang w:val="es-ES"/>
-        </w:rPr>
-      </w:pPr>
-      <w:r>
-        <w:rPr>
-          <w:lang w:val="es-ES"/>
-        </w:rPr>
-        <w:t>Resultado: Automatización del 80% del proceso manual previo, ahorrando tiempo y reduciendo errores.</w:t>
-      </w:r>
-    </w:p>
-    <w:p>
-      <w:pPr>
-        <w:pStyle w:val="Ttulo1"/>
-      </w:pPr>
-      <w:r>
-        <w:t>Cursos realizados</w:t>
-      </w:r>
-    </w:p>
-    <w:p>
-      <w:pPr>
-        <w:pStyle w:val="Prrafodelista"/>
-        <w:numPr>
-          <w:ilvl w:val="0"/>
-          <w:numId w:val="11"/>
-        </w:numPr>
-        <w:rPr>
-          <w:lang w:val="es-ES"/>
-        </w:rPr>
-      </w:pPr>
-      <w:r>
-        <w:rPr>
-          <w:lang w:val="es-ES"/>
-        </w:rPr>
-        <w:t>Dart: De cero hasta l</w:t>
-      </w:r>
-      <w:r>
-        <w:rPr>
-          <w:lang w:val="es-ES"/>
-        </w:rPr>
-        <w:t>os detalles.</w:t>
-      </w:r>
-    </w:p>
-    <w:p>
-      <w:pPr>
-        <w:pStyle w:val="Prrafodelista"/>
-        <w:numPr>
-          <w:ilvl w:val="0"/>
-          <w:numId w:val="11"/>
-        </w:numPr>
-        <w:rPr>
-          <w:lang w:val="es-ES"/>
-        </w:rPr>
-      </w:pPr>
-      <w:r>
-        <w:rPr>
-          <w:lang w:val="es-ES"/>
-        </w:rPr>
-        <w:t>React Native CLI: Aplicaciones nativas para IOS y Android.</w:t>
-      </w:r>
-    </w:p>
-    <w:p>
-      <w:pPr>
-        <w:pStyle w:val="Prrafodelista"/>
-        <w:numPr>
-          <w:ilvl w:val="0"/>
-          <w:numId w:val="11"/>
-        </w:numPr>
-      </w:pPr>
-      <w:r>
-        <w:t>MongoDB Essentials – Understand the B</w:t>
-      </w:r>
-      <w:r>
-        <w:t>asics of MongoDB.</w:t>
-      </w:r>
-    </w:p>
-    <w:p>
-      <w:pPr>
-        <w:pStyle w:val="Prrafodelista"/>
-        <w:numPr>
-          <w:ilvl w:val="0"/>
-          <w:numId w:val="11"/>
-        </w:numPr>
-        <w:rPr>
-          <w:lang w:val="es-ES"/>
-        </w:rPr>
-      </w:pPr>
-      <w:r>
-        <w:rPr>
-          <w:lang w:val="es-ES"/>
-        </w:rPr>
-        <w:t>React Native EXPO: Aplicaciones nativas para IOS y Android.</w:t>
-      </w:r>
-    </w:p>
-    <w:p>
-      <w:pPr>
-        <w:ind w:left="360"/>
-        <w:rPr>
-          <w:lang w:val="es-ES"/>
-        </w:rPr>
-      </w:pPr>
-    </w:p>
-    <w:p>
-      <w:pPr>
-        <w:rPr>
-          <w:lang w:val="es-ES"/>
-        </w:rPr>
-      </w:pPr>
     </w:p>
     <w:sectPr>
       <w:pgSz w:w="12240" w:h="15840"/>
@@ -2040,7 +848,7 @@
 </file>
 
 <file path=word/numbering.xml><?xml version="1.0" encoding="utf-8"?>
-<w:numbering xmlns:wpc="http://schemas.microsoft.com/office/word/2010/wordprocessingCanvas" xmlns:cx="http://schemas.microsoft.com/office/drawing/2014/chartex" xmlns:cx1="http://schemas.microsoft.com/office/drawing/2015/9/8/chartex" xmlns:cx2="http://schemas.microsoft.com/office/drawing/2015/10/21/chartex" xmlns:cx3="http://schemas.microsoft.com/office/drawing/2016/5/9/chartex" xmlns:cx4="http://schemas.microsoft.com/office/drawing/2016/5/10/chartex" xmlns:cx5="http://schemas.microsoft.com/office/drawing/2016/5/11/chartex" xmlns:cx6="http://schemas.microsoft.com/office/drawing/2016/5/12/chartex" xmlns:cx7="http://schemas.microsoft.com/office/drawing/2016/5/13/chartex" xmlns:cx8="http://schemas.microsoft.com/office/drawing/2016/5/14/chartex" xmlns:mc="http://schemas.openxmlformats.org/markup-compatibility/2006" xmlns:aink="http://schemas.microsoft.com/office/drawing/2016/ink" xmlns:am3d="http://schemas.microsoft.com/office/drawing/2017/model3d" xmlns:o="urn:schemas-microsoft-com:office:office" xmlns:r="http://schemas.openxmlformats.org/officeDocument/2006/relationships" xmlns:m="http://schemas.openxmlformats.org/officeDocument/2006/math" xmlns:v="urn:schemas-microsoft-com:vml" xmlns:wp14="http://schemas.microsoft.com/office/word/2010/wordprocessingDrawing" xmlns:wp="http://schemas.openxmlformats.org/drawingml/2006/wordprocessingDrawing" xmlns:w10="urn:schemas-microsoft-com:office:word" xmlns:w="http://schemas.openxmlformats.org/wordprocessingml/2006/main" xmlns:w14="http://schemas.microsoft.com/office/word/2010/wordml" xmlns:w15="http://schemas.microsoft.com/office/word/2012/wordml" xmlns:w16cex="http://schemas.microsoft.com/office/word/2018/wordml/cex" xmlns:w16cid="http://schemas.microsoft.com/office/word/2016/wordml/cid" xmlns:w16="http://schemas.microsoft.com/office/word/2018/wordml" xmlns:w16sdtdh="http://schemas.microsoft.com/office/word/2020/wordml/sdtdatahash" xmlns:w16se="http://schemas.microsoft.com/office/word/2015/wordml/symex" xmlns:wpg="http://schemas.microsoft.com/office/word/2010/wordprocessingGroup" xmlns:wpi="http://schemas.microsoft.com/office/word/2010/wordprocessingInk" xmlns:wne="http://schemas.microsoft.com/office/word/2006/wordml" xmlns:wps="http://schemas.microsoft.com/office/word/2010/wordprocessingShape" mc:Ignorable="w14 w15 w16se w16cid w16 w16cex w16sdtdh wp14">
+<w:numbering xmlns:wpc="http://schemas.microsoft.com/office/word/2010/wordprocessingCanvas" xmlns:cx="http://schemas.microsoft.com/office/drawing/2014/chartex" xmlns:cx1="http://schemas.microsoft.com/office/drawing/2015/9/8/chartex" xmlns:cx2="http://schemas.microsoft.com/office/drawing/2015/10/21/chartex" xmlns:cx3="http://schemas.microsoft.com/office/drawing/2016/5/9/chartex" xmlns:cx4="http://schemas.microsoft.com/office/drawing/2016/5/10/chartex" xmlns:cx5="http://schemas.microsoft.com/office/drawing/2016/5/11/chartex" xmlns:cx6="http://schemas.microsoft.com/office/drawing/2016/5/12/chartex" xmlns:cx7="http://schemas.microsoft.com/office/drawing/2016/5/13/chartex" xmlns:cx8="http://schemas.microsoft.com/office/drawing/2016/5/14/chartex" xmlns:mc="http://schemas.openxmlformats.org/markup-compatibility/2006" xmlns:aink="http://schemas.microsoft.com/office/drawing/2016/ink" xmlns:am3d="http://schemas.microsoft.com/office/drawing/2017/model3d" xmlns:o="urn:schemas-microsoft-com:office:office" xmlns:oel="http://schemas.microsoft.com/office/2019/extlst" xmlns:r="http://schemas.openxmlformats.org/officeDocument/2006/relationships" xmlns:m="http://schemas.openxmlformats.org/officeDocument/2006/math" xmlns:v="urn:schemas-microsoft-com:vml" xmlns:wp14="http://schemas.microsoft.com/office/word/2010/wordprocessingDrawing" xmlns:wp="http://schemas.openxmlformats.org/drawingml/2006/wordprocessingDrawing" xmlns:w10="urn:schemas-microsoft-com:office:word" xmlns:w="http://schemas.openxmlformats.org/wordprocessingml/2006/main" xmlns:w14="http://schemas.microsoft.com/office/word/2010/wordml" xmlns:w15="http://schemas.microsoft.com/office/word/2012/wordml" xmlns:w16cex="http://schemas.microsoft.com/office/word/2018/wordml/cex" xmlns:w16cid="http://schemas.microsoft.com/office/word/2016/wordml/cid" xmlns:w16="http://schemas.microsoft.com/office/word/2018/wordml" xmlns:w16du="http://schemas.microsoft.com/office/word/2023/wordml/word16du" xmlns:w16sdtdh="http://schemas.microsoft.com/office/word/2020/wordml/sdtdatahash" xmlns:w16sdtfl="http://schemas.microsoft.com/office/word/2024/wordml/sdtformatlock" xmlns:w16se="http://schemas.microsoft.com/office/word/2015/wordml/symex" xmlns:wpg="http://schemas.microsoft.com/office/word/2010/wordprocessingGroup" xmlns:wpi="http://schemas.microsoft.com/office/word/2010/wordprocessingInk" xmlns:wne="http://schemas.microsoft.com/office/word/2006/wordml" xmlns:wps="http://schemas.microsoft.com/office/word/2010/wordprocessingShape" mc:Ignorable="w14 w15 w16se w16cid w16 w16cex w16sdtdh w16sdtfl w16du wp14">
   <w:abstractNum w:abstractNumId="0" w15:restartNumberingAfterBreak="0">
     <w:nsid w:val="FFFFFF7C"/>
     <w:multiLevelType w:val="singleLevel"/>
@@ -2194,7 +1002,7 @@
   <w:abstractNum w:abstractNumId="8" w15:restartNumberingAfterBreak="0">
     <w:nsid w:val="FFFFFF89"/>
     <w:multiLevelType w:val="singleLevel"/>
-    <w:tmpl w:val="F8CEADFA"/>
+    <w:tmpl w:val="29761A62"/>
     <w:lvl w:ilvl="0">
       <w:start w:val="1"/>
       <w:numFmt w:val="bullet"/>
@@ -2212,270 +1020,38 @@
       </w:rPr>
     </w:lvl>
   </w:abstractNum>
-  <w:abstractNum w:abstractNumId="9" w15:restartNumberingAfterBreak="0">
-    <w:nsid w:val="100545AD"/>
-    <w:multiLevelType w:val="hybridMultilevel"/>
-    <w:tmpl w:val="67D4AF3E"/>
-    <w:lvl w:ilvl="0" w:tplc="0C0A0001">
-      <w:start w:val="1"/>
-      <w:numFmt w:val="bullet"/>
-      <w:lvlText w:val=""/>
-      <w:lvlJc w:val="left"/>
-      <w:pPr>
-        <w:ind w:left="360" w:hanging="360"/>
-      </w:pPr>
-      <w:rPr>
-        <w:rFonts w:ascii="Symbol" w:hAnsi="Symbol" w:hint="default"/>
-      </w:rPr>
-    </w:lvl>
-    <w:lvl w:ilvl="1" w:tplc="0C0A0001">
-      <w:start w:val="1"/>
-      <w:numFmt w:val="bullet"/>
-      <w:lvlText w:val=""/>
-      <w:lvlJc w:val="left"/>
-      <w:pPr>
-        <w:ind w:left="1080" w:hanging="360"/>
-      </w:pPr>
-      <w:rPr>
-        <w:rFonts w:ascii="Symbol" w:hAnsi="Symbol" w:hint="default"/>
-      </w:rPr>
-    </w:lvl>
-    <w:lvl w:ilvl="2" w:tplc="0C0A0005">
-      <w:start w:val="1"/>
-      <w:numFmt w:val="bullet"/>
-      <w:lvlText w:val=""/>
-      <w:lvlJc w:val="left"/>
-      <w:pPr>
-        <w:ind w:left="1800" w:hanging="360"/>
-      </w:pPr>
-      <w:rPr>
-        <w:rFonts w:ascii="Wingdings" w:hAnsi="Wingdings" w:hint="default"/>
-      </w:rPr>
-    </w:lvl>
-    <w:lvl w:ilvl="3" w:tplc="0C0A0001" w:tentative="1">
-      <w:start w:val="1"/>
-      <w:numFmt w:val="bullet"/>
-      <w:lvlText w:val=""/>
-      <w:lvlJc w:val="left"/>
-      <w:pPr>
-        <w:ind w:left="2520" w:hanging="360"/>
-      </w:pPr>
-      <w:rPr>
-        <w:rFonts w:ascii="Symbol" w:hAnsi="Symbol" w:hint="default"/>
-      </w:rPr>
-    </w:lvl>
-    <w:lvl w:ilvl="4" w:tplc="0C0A0003" w:tentative="1">
-      <w:start w:val="1"/>
-      <w:numFmt w:val="bullet"/>
-      <w:lvlText w:val="o"/>
-      <w:lvlJc w:val="left"/>
-      <w:pPr>
-        <w:ind w:left="3240" w:hanging="360"/>
-      </w:pPr>
-      <w:rPr>
-        <w:rFonts w:ascii="Courier New" w:hAnsi="Courier New" w:cs="Courier New" w:hint="default"/>
-      </w:rPr>
-    </w:lvl>
-    <w:lvl w:ilvl="5" w:tplc="0C0A0005" w:tentative="1">
-      <w:start w:val="1"/>
-      <w:numFmt w:val="bullet"/>
-      <w:lvlText w:val=""/>
-      <w:lvlJc w:val="left"/>
-      <w:pPr>
-        <w:ind w:left="3960" w:hanging="360"/>
-      </w:pPr>
-      <w:rPr>
-        <w:rFonts w:ascii="Wingdings" w:hAnsi="Wingdings" w:hint="default"/>
-      </w:rPr>
-    </w:lvl>
-    <w:lvl w:ilvl="6" w:tplc="0C0A0001" w:tentative="1">
-      <w:start w:val="1"/>
-      <w:numFmt w:val="bullet"/>
-      <w:lvlText w:val=""/>
-      <w:lvlJc w:val="left"/>
-      <w:pPr>
-        <w:ind w:left="4680" w:hanging="360"/>
-      </w:pPr>
-      <w:rPr>
-        <w:rFonts w:ascii="Symbol" w:hAnsi="Symbol" w:hint="default"/>
-      </w:rPr>
-    </w:lvl>
-    <w:lvl w:ilvl="7" w:tplc="0C0A0003" w:tentative="1">
-      <w:start w:val="1"/>
-      <w:numFmt w:val="bullet"/>
-      <w:lvlText w:val="o"/>
-      <w:lvlJc w:val="left"/>
-      <w:pPr>
-        <w:ind w:left="5400" w:hanging="360"/>
-      </w:pPr>
-      <w:rPr>
-        <w:rFonts w:ascii="Courier New" w:hAnsi="Courier New" w:cs="Courier New" w:hint="default"/>
-      </w:rPr>
-    </w:lvl>
-    <w:lvl w:ilvl="8" w:tplc="0C0A0005" w:tentative="1">
-      <w:start w:val="1"/>
-      <w:numFmt w:val="bullet"/>
-      <w:lvlText w:val=""/>
-      <w:lvlJc w:val="left"/>
-      <w:pPr>
-        <w:ind w:left="6120" w:hanging="360"/>
-      </w:pPr>
-      <w:rPr>
-        <w:rFonts w:ascii="Wingdings" w:hAnsi="Wingdings" w:hint="default"/>
-      </w:rPr>
-    </w:lvl>
-  </w:abstractNum>
-  <w:abstractNum w:abstractNumId="10" w15:restartNumberingAfterBreak="0">
-    <w:nsid w:val="5F41113E"/>
-    <w:multiLevelType w:val="hybridMultilevel"/>
-    <w:tmpl w:val="4D482600"/>
-    <w:lvl w:ilvl="0" w:tplc="0C0A0001">
-      <w:start w:val="1"/>
-      <w:numFmt w:val="bullet"/>
-      <w:lvlText w:val=""/>
-      <w:lvlJc w:val="left"/>
-      <w:pPr>
-        <w:ind w:left="720" w:hanging="360"/>
-      </w:pPr>
-      <w:rPr>
-        <w:rFonts w:ascii="Symbol" w:hAnsi="Symbol" w:hint="default"/>
-      </w:rPr>
-    </w:lvl>
-    <w:lvl w:ilvl="1" w:tplc="0C0A0003" w:tentative="1">
-      <w:start w:val="1"/>
-      <w:numFmt w:val="bullet"/>
-      <w:lvlText w:val="o"/>
-      <w:lvlJc w:val="left"/>
-      <w:pPr>
-        <w:ind w:left="1440" w:hanging="360"/>
-      </w:pPr>
-      <w:rPr>
-        <w:rFonts w:ascii="Courier New" w:hAnsi="Courier New" w:cs="Courier New" w:hint="default"/>
-      </w:rPr>
-    </w:lvl>
-    <w:lvl w:ilvl="2" w:tplc="0C0A0005" w:tentative="1">
-      <w:start w:val="1"/>
-      <w:numFmt w:val="bullet"/>
-      <w:lvlText w:val=""/>
-      <w:lvlJc w:val="left"/>
-      <w:pPr>
-        <w:ind w:left="2160" w:hanging="360"/>
-      </w:pPr>
-      <w:rPr>
-        <w:rFonts w:ascii="Wingdings" w:hAnsi="Wingdings" w:hint="default"/>
-      </w:rPr>
-    </w:lvl>
-    <w:lvl w:ilvl="3" w:tplc="0C0A0001" w:tentative="1">
-      <w:start w:val="1"/>
-      <w:numFmt w:val="bullet"/>
-      <w:lvlText w:val=""/>
-      <w:lvlJc w:val="left"/>
-      <w:pPr>
-        <w:ind w:left="2880" w:hanging="360"/>
-      </w:pPr>
-      <w:rPr>
-        <w:rFonts w:ascii="Symbol" w:hAnsi="Symbol" w:hint="default"/>
-      </w:rPr>
-    </w:lvl>
-    <w:lvl w:ilvl="4" w:tplc="0C0A0003" w:tentative="1">
-      <w:start w:val="1"/>
-      <w:numFmt w:val="bullet"/>
-      <w:lvlText w:val="o"/>
-      <w:lvlJc w:val="left"/>
-      <w:pPr>
-        <w:ind w:left="3600" w:hanging="360"/>
-      </w:pPr>
-      <w:rPr>
-        <w:rFonts w:ascii="Courier New" w:hAnsi="Courier New" w:cs="Courier New" w:hint="default"/>
-      </w:rPr>
-    </w:lvl>
-    <w:lvl w:ilvl="5" w:tplc="0C0A0005" w:tentative="1">
-      <w:start w:val="1"/>
-      <w:numFmt w:val="bullet"/>
-      <w:lvlText w:val=""/>
-      <w:lvlJc w:val="left"/>
-      <w:pPr>
-        <w:ind w:left="4320" w:hanging="360"/>
-      </w:pPr>
-      <w:rPr>
-        <w:rFonts w:ascii="Wingdings" w:hAnsi="Wingdings" w:hint="default"/>
-      </w:rPr>
-    </w:lvl>
-    <w:lvl w:ilvl="6" w:tplc="0C0A0001" w:tentative="1">
-      <w:start w:val="1"/>
-      <w:numFmt w:val="bullet"/>
-      <w:lvlText w:val=""/>
-      <w:lvlJc w:val="left"/>
-      <w:pPr>
-        <w:ind w:left="5040" w:hanging="360"/>
-      </w:pPr>
-      <w:rPr>
-        <w:rFonts w:ascii="Symbol" w:hAnsi="Symbol" w:hint="default"/>
-      </w:rPr>
-    </w:lvl>
-    <w:lvl w:ilvl="7" w:tplc="0C0A0003" w:tentative="1">
-      <w:start w:val="1"/>
-      <w:numFmt w:val="bullet"/>
-      <w:lvlText w:val="o"/>
-      <w:lvlJc w:val="left"/>
-      <w:pPr>
-        <w:ind w:left="5760" w:hanging="360"/>
-      </w:pPr>
-      <w:rPr>
-        <w:rFonts w:ascii="Courier New" w:hAnsi="Courier New" w:cs="Courier New" w:hint="default"/>
-      </w:rPr>
-    </w:lvl>
-    <w:lvl w:ilvl="8" w:tplc="0C0A0005" w:tentative="1">
-      <w:start w:val="1"/>
-      <w:numFmt w:val="bullet"/>
-      <w:lvlText w:val=""/>
-      <w:lvlJc w:val="left"/>
-      <w:pPr>
-        <w:ind w:left="6480" w:hanging="360"/>
-      </w:pPr>
-      <w:rPr>
-        <w:rFonts w:ascii="Wingdings" w:hAnsi="Wingdings" w:hint="default"/>
-      </w:rPr>
-    </w:lvl>
-  </w:abstractNum>
-  <w:num w:numId="1">
+  <w:num w:numId="1" w16cid:durableId="1495341378">
     <w:abstractNumId w:val="8"/>
   </w:num>
-  <w:num w:numId="2">
+  <w:num w:numId="2" w16cid:durableId="338502809">
     <w:abstractNumId w:val="6"/>
   </w:num>
-  <w:num w:numId="3">
+  <w:num w:numId="3" w16cid:durableId="290356785">
     <w:abstractNumId w:val="5"/>
   </w:num>
-  <w:num w:numId="4">
+  <w:num w:numId="4" w16cid:durableId="929315585">
     <w:abstractNumId w:val="4"/>
   </w:num>
-  <w:num w:numId="5">
+  <w:num w:numId="5" w16cid:durableId="1325086908">
     <w:abstractNumId w:val="7"/>
   </w:num>
-  <w:num w:numId="6">
+  <w:num w:numId="6" w16cid:durableId="1739286889">
     <w:abstractNumId w:val="3"/>
   </w:num>
-  <w:num w:numId="7">
+  <w:num w:numId="7" w16cid:durableId="1151940463">
     <w:abstractNumId w:val="2"/>
   </w:num>
-  <w:num w:numId="8">
+  <w:num w:numId="8" w16cid:durableId="1484421540">
     <w:abstractNumId w:val="1"/>
   </w:num>
-  <w:num w:numId="9">
+  <w:num w:numId="9" w16cid:durableId="1583373965">
     <w:abstractNumId w:val="0"/>
-  </w:num>
-  <w:num w:numId="10">
-    <w:abstractNumId w:val="9"/>
-  </w:num>
-  <w:num w:numId="11">
-    <w:abstractNumId w:val="10"/>
   </w:num>
 </w:numbering>
 </file>
 
 <file path=word/styles.xml><?xml version="1.0" encoding="utf-8"?>
-<w:styles xmlns:mc="http://schemas.openxmlformats.org/markup-compatibility/2006" xmlns:r="http://schemas.openxmlformats.org/officeDocument/2006/relationships" xmlns:w="http://schemas.openxmlformats.org/wordprocessingml/2006/main" xmlns:w14="http://schemas.microsoft.com/office/word/2010/wordml" xmlns:w15="http://schemas.microsoft.com/office/word/2012/wordml" xmlns:w16cex="http://schemas.microsoft.com/office/word/2018/wordml/cex" xmlns:w16cid="http://schemas.microsoft.com/office/word/2016/wordml/cid" xmlns:w16="http://schemas.microsoft.com/office/word/2018/wordml" xmlns:w16sdtdh="http://schemas.microsoft.com/office/word/2020/wordml/sdtdatahash" xmlns:w16se="http://schemas.microsoft.com/office/word/2015/wordml/symex" mc:Ignorable="w14 w15 w16se w16cid w16 w16cex w16sdtdh">
+<w:styles xmlns:mc="http://schemas.openxmlformats.org/markup-compatibility/2006" xmlns:r="http://schemas.openxmlformats.org/officeDocument/2006/relationships" xmlns:w="http://schemas.openxmlformats.org/wordprocessingml/2006/main" xmlns:w14="http://schemas.microsoft.com/office/word/2010/wordml" xmlns:w15="http://schemas.microsoft.com/office/word/2012/wordml" xmlns:w16cex="http://schemas.microsoft.com/office/word/2018/wordml/cex" xmlns:w16cid="http://schemas.microsoft.com/office/word/2016/wordml/cid" xmlns:w16="http://schemas.microsoft.com/office/word/2018/wordml" xmlns:w16du="http://schemas.microsoft.com/office/word/2023/wordml/word16du" xmlns:w16sdtdh="http://schemas.microsoft.com/office/word/2020/wordml/sdtdatahash" xmlns:w16sdtfl="http://schemas.microsoft.com/office/word/2024/wordml/sdtformatlock" xmlns:w16se="http://schemas.microsoft.com/office/word/2015/wordml/symex" mc:Ignorable="w14 w15 w16se w16cid w16 w16cex w16sdtdh w16sdtfl w16du">
   <w:docDefaults>
     <w:rPrDefault>
       <w:rPr>
@@ -2864,9 +1440,6 @@
     <w:name w:val="Normal"/>
     <w:qFormat/>
     <w:rsid w:val="00FC693F"/>
-    <w:rPr>
-      <w:rFonts w:ascii="Calibri" w:hAnsi="Calibri"/>
-    </w:rPr>
   </w:style>
   <w:style w:type="paragraph" w:styleId="Ttulo1">
     <w:name w:val="heading 1"/>
@@ -3665,7 +2238,7 @@
       <w:szCs w:val="18"/>
     </w:rPr>
   </w:style>
-  <w:style w:type="character" w:styleId="Textoennegrita">
+  <w:style w:type="character" w:styleId="Fuerte">
     <w:name w:val="Strong"/>
     <w:basedOn w:val="Fuentedeprrafopredeter"/>
     <w:uiPriority w:val="22"/>
@@ -13856,29 +12429,6 @@
         <w:shd w:val="clear" w:color="auto" w:fill="FBCAA2" w:themeFill="accent6" w:themeFillTint="7F"/>
       </w:tcPr>
     </w:tblStylePr>
-  </w:style>
-  <w:style w:type="character" w:styleId="Hipervnculo">
-    <w:name w:val="Hyperlink"/>
-    <w:basedOn w:val="Fuentedeprrafopredeter"/>
-    <w:uiPriority w:val="99"/>
-    <w:unhideWhenUsed/>
-    <w:rsid w:val="005538D5"/>
-    <w:rPr>
-      <w:color w:val="0000FF" w:themeColor="hyperlink"/>
-      <w:u w:val="single"/>
-    </w:rPr>
-  </w:style>
-  <w:style w:type="character" w:styleId="Mencinsinresolver">
-    <w:name w:val="Unresolved Mention"/>
-    <w:basedOn w:val="Fuentedeprrafopredeter"/>
-    <w:uiPriority w:val="99"/>
-    <w:semiHidden/>
-    <w:unhideWhenUsed/>
-    <w:rsid w:val="005538D5"/>
-    <w:rPr>
-      <w:color w:val="605E5C"/>
-      <w:shd w:val="clear" w:color="auto" w:fill="E1DFDD"/>
-    </w:rPr>
   </w:style>
 </w:styles>
 </file>
